--- a/Computer settings/System Images/Accounts Images/Sources - Accounts Images.docx
+++ b/Computer settings/System Images/Accounts Images/Sources - Accounts Images.docx
@@ -17406,6 +17406,3366 @@
     <w:p/>
     <w:p/>
     <w:p/>
+    <w:p>
+      <w:pPr>
+        <w:pStyle w:val="ListParagraph"/>
+        <w:numPr>
+          <w:ilvl w:val="0"/>
+          <w:numId w:val="1"/>
+        </w:numPr>
+        <w:rPr>
+          <w:sz w:val="18"/>
+          <w:szCs w:val="18"/>
+        </w:rPr>
+      </w:pPr>
+      <w:r>
+        <w:rPr>
+          <w:bCs/>
+          <w:sz w:val="18"/>
+          <w:szCs w:val="18"/>
+        </w:rPr>
+        <w:t>*</w:t>
+      </w:r>
+      <w:r>
+        <w:rPr>
+          <w:b/>
+          <w:sz w:val="18"/>
+          <w:szCs w:val="18"/>
+        </w:rPr>
+        <w:t xml:space="preserve"> </w:t>
+      </w:r>
+      <w:r>
+        <w:rPr>
+          <w:b/>
+          <w:sz w:val="18"/>
+          <w:szCs w:val="18"/>
+        </w:rPr>
+        <w:t xml:space="preserve">ID: </w:t>
+      </w:r>
+      <w:r>
+        <w:rPr>
+          <w:bCs/>
+          <w:sz w:val="18"/>
+          <w:szCs w:val="18"/>
+        </w:rPr>
+        <w:t>3</w:t>
+      </w:r>
+      <w:r>
+        <w:rPr>
+          <w:bCs/>
+          <w:sz w:val="18"/>
+          <w:szCs w:val="18"/>
+        </w:rPr>
+        <w:t>02</w:t>
+      </w:r>
+      <w:r>
+        <w:rPr>
+          <w:sz w:val="18"/>
+          <w:szCs w:val="18"/>
+        </w:rPr>
+        <w:br/>
+        <w:t>*</w:t>
+      </w:r>
+      <w:r>
+        <w:rPr>
+          <w:b/>
+          <w:sz w:val="18"/>
+          <w:szCs w:val="18"/>
+        </w:rPr>
+        <w:t xml:space="preserve"> </w:t>
+      </w:r>
+      <w:r>
+        <w:rPr>
+          <w:b/>
+          <w:sz w:val="18"/>
+          <w:szCs w:val="18"/>
+        </w:rPr>
+        <w:t xml:space="preserve">Content </w:t>
+      </w:r>
+      <w:r>
+        <w:rPr>
+          <w:b/>
+          <w:sz w:val="18"/>
+          <w:szCs w:val="18"/>
+        </w:rPr>
+        <w:t xml:space="preserve">Title: </w:t>
+      </w:r>
+      <w:r>
+        <w:rPr>
+          <w:bCs/>
+          <w:sz w:val="18"/>
+          <w:szCs w:val="18"/>
+        </w:rPr>
+        <w:t>[</w:t>
+      </w:r>
+      <w:r>
+        <w:rPr>
+          <w:bCs/>
+          <w:sz w:val="18"/>
+          <w:szCs w:val="18"/>
+        </w:rPr>
+        <w:t>800x400_logic_1.jpg</w:t>
+      </w:r>
+      <w:r>
+        <w:rPr>
+          <w:bCs/>
+          <w:sz w:val="18"/>
+          <w:szCs w:val="18"/>
+        </w:rPr>
+        <w:t xml:space="preserve"> -&gt; Math</w:t>
+      </w:r>
+      <w:r>
+        <w:rPr>
+          <w:bCs/>
+          <w:sz w:val="18"/>
+          <w:szCs w:val="18"/>
+        </w:rPr>
+        <w:t xml:space="preserve"> </w:t>
+      </w:r>
+      <w:r>
+        <w:rPr>
+          <w:bCs/>
+          <w:sz w:val="18"/>
+          <w:szCs w:val="18"/>
+        </w:rPr>
+        <w:t>Account</w:t>
+      </w:r>
+      <w:r>
+        <w:rPr>
+          <w:bCs/>
+          <w:sz w:val="18"/>
+          <w:szCs w:val="18"/>
+        </w:rPr>
+        <w:t xml:space="preserve"> 2</w:t>
+      </w:r>
+      <w:r>
+        <w:rPr>
+          <w:bCs/>
+          <w:sz w:val="18"/>
+          <w:szCs w:val="18"/>
+        </w:rPr>
+        <w:t xml:space="preserve"> Image</w:t>
+      </w:r>
+      <w:r>
+        <w:rPr>
+          <w:bCs/>
+          <w:sz w:val="18"/>
+          <w:szCs w:val="18"/>
+        </w:rPr>
+        <w:t>.jpg] [Math</w:t>
+      </w:r>
+      <w:r>
+        <w:rPr>
+          <w:bCs/>
+          <w:sz w:val="18"/>
+          <w:szCs w:val="18"/>
+        </w:rPr>
+        <w:t xml:space="preserve"> </w:t>
+      </w:r>
+      <w:r>
+        <w:rPr>
+          <w:bCs/>
+          <w:sz w:val="18"/>
+          <w:szCs w:val="18"/>
+        </w:rPr>
+        <w:t>Account</w:t>
+      </w:r>
+      <w:r>
+        <w:rPr>
+          <w:bCs/>
+          <w:sz w:val="18"/>
+          <w:szCs w:val="18"/>
+        </w:rPr>
+        <w:t xml:space="preserve"> 2</w:t>
+      </w:r>
+      <w:r>
+        <w:rPr>
+          <w:bCs/>
+          <w:sz w:val="18"/>
+          <w:szCs w:val="18"/>
+        </w:rPr>
+        <w:t xml:space="preserve"> Image</w:t>
+      </w:r>
+      <w:r>
+        <w:rPr>
+          <w:bCs/>
+          <w:sz w:val="18"/>
+          <w:szCs w:val="18"/>
+        </w:rPr>
+        <w:t>]</w:t>
+      </w:r>
+    </w:p>
+    <w:p>
+      <w:pPr>
+        <w:pStyle w:val="ListParagraph"/>
+        <w:rPr>
+          <w:sz w:val="18"/>
+          <w:szCs w:val="18"/>
+        </w:rPr>
+      </w:pPr>
+      <w:r>
+        <w:rPr>
+          <w:sz w:val="18"/>
+          <w:szCs w:val="18"/>
+        </w:rPr>
+        <w:t>*</w:t>
+      </w:r>
+      <w:r>
+        <w:rPr>
+          <w:b/>
+          <w:sz w:val="18"/>
+          <w:szCs w:val="18"/>
+        </w:rPr>
+        <w:t xml:space="preserve"> Content Type: </w:t>
+      </w:r>
+      <w:r>
+        <w:rPr>
+          <w:bCs/>
+          <w:sz w:val="18"/>
+          <w:szCs w:val="18"/>
+        </w:rPr>
+        <w:t>Image</w:t>
+      </w:r>
+    </w:p>
+    <w:p>
+      <w:pPr>
+        <w:ind w:left="720"/>
+        <w:rPr>
+          <w:sz w:val="18"/>
+          <w:szCs w:val="18"/>
+        </w:rPr>
+      </w:pPr>
+      <w:r>
+        <w:rPr>
+          <w:sz w:val="18"/>
+          <w:szCs w:val="18"/>
+        </w:rPr>
+        <w:t>*</w:t>
+      </w:r>
+      <w:r>
+        <w:rPr>
+          <w:b/>
+          <w:sz w:val="18"/>
+          <w:szCs w:val="18"/>
+        </w:rPr>
+        <w:t xml:space="preserve"> Content Domain:</w:t>
+      </w:r>
+      <w:r>
+        <w:rPr>
+          <w:b/>
+          <w:sz w:val="18"/>
+          <w:szCs w:val="18"/>
+        </w:rPr>
+        <w:t xml:space="preserve"> </w:t>
+      </w:r>
+      <w:r>
+        <w:rPr>
+          <w:bCs/>
+          <w:sz w:val="18"/>
+          <w:szCs w:val="18"/>
+        </w:rPr>
+        <w:t>System Resources</w:t>
+      </w:r>
+    </w:p>
+    <w:p>
+      <w:pPr>
+        <w:ind w:left="720"/>
+        <w:rPr>
+          <w:sz w:val="18"/>
+          <w:szCs w:val="18"/>
+        </w:rPr>
+      </w:pPr>
+      <w:r>
+        <w:rPr>
+          <w:sz w:val="18"/>
+          <w:szCs w:val="18"/>
+        </w:rPr>
+        <w:t>*</w:t>
+      </w:r>
+      <w:r>
+        <w:rPr>
+          <w:b/>
+          <w:sz w:val="18"/>
+          <w:szCs w:val="18"/>
+        </w:rPr>
+        <w:t xml:space="preserve"> Source Platform:</w:t>
+      </w:r>
+      <w:r>
+        <w:rPr>
+          <w:b/>
+          <w:sz w:val="18"/>
+          <w:szCs w:val="18"/>
+        </w:rPr>
+        <w:t xml:space="preserve"> </w:t>
+      </w:r>
+      <w:r>
+        <w:rPr>
+          <w:bCs/>
+          <w:sz w:val="18"/>
+          <w:szCs w:val="18"/>
+        </w:rPr>
+        <w:t>University of Leeds (https://www.leeds.ac.uk)</w:t>
+      </w:r>
+      <w:r>
+        <w:rPr>
+          <w:bCs/>
+          <w:sz w:val="18"/>
+          <w:szCs w:val="18"/>
+        </w:rPr>
+        <w:br/>
+      </w:r>
+      <w:r>
+        <w:rPr>
+          <w:sz w:val="18"/>
+          <w:szCs w:val="18"/>
+        </w:rPr>
+        <w:t>*</w:t>
+      </w:r>
+      <w:r>
+        <w:rPr>
+          <w:b/>
+          <w:sz w:val="18"/>
+          <w:szCs w:val="18"/>
+        </w:rPr>
+        <w:t xml:space="preserve"> Source Reference:</w:t>
+      </w:r>
+      <w:r>
+        <w:rPr>
+          <w:b/>
+          <w:sz w:val="18"/>
+          <w:szCs w:val="18"/>
+        </w:rPr>
+        <w:t xml:space="preserve"> </w:t>
+      </w:r>
+      <w:hyperlink r:id="rId27" w:history="1">
+        <w:r>
+          <w:rPr>
+            <w:rStyle w:val="Hyperlink"/>
+            <w:bCs/>
+            <w:sz w:val="18"/>
+            <w:szCs w:val="18"/>
+          </w:rPr>
+          <w:t>https://eps.leeds.ac.uk/maths-pure-mathematics/doc/logic</w:t>
+        </w:r>
+      </w:hyperlink>
+      <w:r>
+        <w:rPr>
+          <w:bCs/>
+          <w:sz w:val="18"/>
+          <w:szCs w:val="18"/>
+        </w:rPr>
+        <w:t xml:space="preserve"> -&gt; </w:t>
+      </w:r>
+      <w:hyperlink r:id="rId28" w:history="1">
+        <w:r>
+          <w:rPr>
+            <w:rStyle w:val="Hyperlink"/>
+            <w:bCs/>
+            <w:sz w:val="18"/>
+            <w:szCs w:val="18"/>
+          </w:rPr>
+          <w:t>https://eps.leeds.ac.uk/images/800x400_logic_1.jpg</w:t>
+        </w:r>
+      </w:hyperlink>
+      <w:r>
+        <w:rPr>
+          <w:bCs/>
+          <w:sz w:val="18"/>
+          <w:szCs w:val="18"/>
+        </w:rPr>
+        <w:t xml:space="preserve"> </w:t>
+      </w:r>
+    </w:p>
+    <w:p>
+      <w:pPr>
+        <w:ind w:left="720"/>
+        <w:rPr>
+          <w:sz w:val="18"/>
+          <w:szCs w:val="18"/>
+        </w:rPr>
+      </w:pPr>
+      <w:r>
+        <w:rPr>
+          <w:sz w:val="18"/>
+          <w:szCs w:val="18"/>
+        </w:rPr>
+        <w:t>*</w:t>
+      </w:r>
+      <w:r>
+        <w:rPr>
+          <w:b/>
+          <w:sz w:val="18"/>
+          <w:szCs w:val="18"/>
+        </w:rPr>
+        <w:t xml:space="preserve"> Source Storage Host:</w:t>
+      </w:r>
+      <w:r>
+        <w:rPr>
+          <w:b/>
+          <w:sz w:val="18"/>
+          <w:szCs w:val="18"/>
+        </w:rPr>
+        <w:t xml:space="preserve"> </w:t>
+      </w:r>
+      <w:r>
+        <w:rPr>
+          <w:bCs/>
+          <w:sz w:val="18"/>
+          <w:szCs w:val="18"/>
+        </w:rPr>
+        <w:t>https://www.leeds.ac.uk</w:t>
+      </w:r>
+      <w:r>
+        <w:rPr>
+          <w:bCs/>
+          <w:sz w:val="18"/>
+          <w:szCs w:val="18"/>
+        </w:rPr>
+        <w:t xml:space="preserve"> [</w:t>
+      </w:r>
+      <w:r>
+        <w:rPr>
+          <w:bCs/>
+          <w:sz w:val="18"/>
+          <w:szCs w:val="18"/>
+        </w:rPr>
+        <w:t>University of Leeds Image Server</w:t>
+      </w:r>
+      <w:r>
+        <w:rPr>
+          <w:bCs/>
+          <w:sz w:val="18"/>
+          <w:szCs w:val="18"/>
+        </w:rPr>
+        <w:t>]</w:t>
+      </w:r>
+    </w:p>
+    <w:p>
+      <w:pPr>
+        <w:ind w:left="720"/>
+        <w:rPr>
+          <w:sz w:val="18"/>
+          <w:szCs w:val="18"/>
+        </w:rPr>
+      </w:pPr>
+      <w:r>
+        <w:rPr>
+          <w:sz w:val="18"/>
+          <w:szCs w:val="18"/>
+        </w:rPr>
+        <w:t>*</w:t>
+      </w:r>
+      <w:r>
+        <w:rPr>
+          <w:b/>
+          <w:sz w:val="18"/>
+          <w:szCs w:val="18"/>
+        </w:rPr>
+        <w:t xml:space="preserve"> Source Nature:</w:t>
+      </w:r>
+      <w:r>
+        <w:rPr>
+          <w:b/>
+          <w:sz w:val="18"/>
+          <w:szCs w:val="18"/>
+        </w:rPr>
+        <w:t xml:space="preserve"> </w:t>
+      </w:r>
+      <w:r>
+        <w:rPr>
+          <w:bCs/>
+          <w:sz w:val="18"/>
+          <w:szCs w:val="18"/>
+        </w:rPr>
+        <w:t>Digital</w:t>
+      </w:r>
+    </w:p>
+    <w:p>
+      <w:pPr>
+        <w:ind w:left="720"/>
+        <w:rPr>
+          <w:sz w:val="18"/>
+          <w:szCs w:val="18"/>
+        </w:rPr>
+      </w:pPr>
+      <w:r>
+        <w:rPr>
+          <w:sz w:val="18"/>
+          <w:szCs w:val="18"/>
+        </w:rPr>
+        <w:t>*</w:t>
+      </w:r>
+      <w:r>
+        <w:rPr>
+          <w:b/>
+          <w:sz w:val="18"/>
+          <w:szCs w:val="18"/>
+        </w:rPr>
+        <w:t xml:space="preserve"> Content Derivation Type:</w:t>
+      </w:r>
+      <w:r>
+        <w:rPr>
+          <w:b/>
+          <w:sz w:val="18"/>
+          <w:szCs w:val="18"/>
+        </w:rPr>
+        <w:t xml:space="preserve"> </w:t>
+      </w:r>
+      <w:r>
+        <w:rPr>
+          <w:bCs/>
+          <w:sz w:val="18"/>
+          <w:szCs w:val="18"/>
+        </w:rPr>
+        <w:t>Downloaded</w:t>
+      </w:r>
+    </w:p>
+    <w:p>
+      <w:pPr>
+        <w:ind w:left="720"/>
+        <w:rPr>
+          <w:sz w:val="18"/>
+          <w:szCs w:val="18"/>
+        </w:rPr>
+      </w:pPr>
+      <w:r>
+        <w:rPr>
+          <w:sz w:val="18"/>
+          <w:szCs w:val="18"/>
+        </w:rPr>
+        <w:t>*</w:t>
+      </w:r>
+      <w:r>
+        <w:rPr>
+          <w:b/>
+          <w:sz w:val="18"/>
+          <w:szCs w:val="18"/>
+        </w:rPr>
+        <w:t xml:space="preserve"> Content Acquisition Method:</w:t>
+      </w:r>
+      <w:r>
+        <w:rPr>
+          <w:b/>
+          <w:sz w:val="18"/>
+          <w:szCs w:val="18"/>
+        </w:rPr>
+        <w:t xml:space="preserve"> </w:t>
+      </w:r>
+      <w:r>
+        <w:rPr>
+          <w:bCs/>
+          <w:sz w:val="18"/>
+          <w:szCs w:val="18"/>
+        </w:rPr>
+        <w:t xml:space="preserve">Web Browser: </w:t>
+      </w:r>
+      <w:r>
+        <w:rPr>
+          <w:bCs/>
+          <w:sz w:val="18"/>
+          <w:szCs w:val="18"/>
+        </w:rPr>
+        <w:t>Chrome</w:t>
+      </w:r>
+      <w:r>
+        <w:rPr>
+          <w:bCs/>
+          <w:sz w:val="18"/>
+          <w:szCs w:val="18"/>
+        </w:rPr>
+        <w:t xml:space="preserve"> - </w:t>
+      </w:r>
+      <w:r>
+        <w:rPr>
+          <w:bCs/>
+          <w:sz w:val="18"/>
+          <w:szCs w:val="18"/>
+        </w:rPr>
+        <w:t>Direct Save [Saved image directly from browser]</w:t>
+      </w:r>
+    </w:p>
+    <w:p>
+      <w:pPr>
+        <w:ind w:left="720"/>
+        <w:rPr>
+          <w:sz w:val="18"/>
+          <w:szCs w:val="18"/>
+        </w:rPr>
+      </w:pPr>
+      <w:r>
+        <w:rPr>
+          <w:sz w:val="18"/>
+          <w:szCs w:val="18"/>
+        </w:rPr>
+        <w:t>*</w:t>
+      </w:r>
+      <w:r>
+        <w:rPr>
+          <w:b/>
+          <w:sz w:val="18"/>
+          <w:szCs w:val="18"/>
+        </w:rPr>
+        <w:t xml:space="preserve"> Content Acquisition Date:</w:t>
+      </w:r>
+      <w:r>
+        <w:rPr>
+          <w:b/>
+          <w:sz w:val="18"/>
+          <w:szCs w:val="18"/>
+        </w:rPr>
+        <w:t xml:space="preserve"> </w:t>
+      </w:r>
+      <w:r>
+        <w:rPr>
+          <w:bCs/>
+          <w:sz w:val="18"/>
+          <w:szCs w:val="18"/>
+        </w:rPr>
+        <w:t>5</w:t>
+      </w:r>
+      <w:r>
+        <w:rPr>
+          <w:bCs/>
+          <w:sz w:val="18"/>
+          <w:szCs w:val="18"/>
+        </w:rPr>
+        <w:t>/</w:t>
+      </w:r>
+      <w:r>
+        <w:rPr>
+          <w:bCs/>
+          <w:sz w:val="18"/>
+          <w:szCs w:val="18"/>
+        </w:rPr>
+        <w:t>28</w:t>
+      </w:r>
+      <w:r>
+        <w:rPr>
+          <w:bCs/>
+          <w:sz w:val="18"/>
+          <w:szCs w:val="18"/>
+        </w:rPr>
+        <w:t>/2025</w:t>
+      </w:r>
+    </w:p>
+    <w:p>
+      <w:pPr>
+        <w:ind w:left="720"/>
+        <w:rPr>
+          <w:sz w:val="18"/>
+          <w:szCs w:val="18"/>
+        </w:rPr>
+      </w:pPr>
+      <w:r>
+        <w:rPr>
+          <w:sz w:val="18"/>
+          <w:szCs w:val="18"/>
+        </w:rPr>
+        <w:t>*</w:t>
+      </w:r>
+      <w:r>
+        <w:rPr>
+          <w:b/>
+          <w:sz w:val="18"/>
+          <w:szCs w:val="18"/>
+        </w:rPr>
+        <w:t xml:space="preserve"> Content File Format:</w:t>
+      </w:r>
+      <w:r>
+        <w:rPr>
+          <w:b/>
+          <w:sz w:val="18"/>
+          <w:szCs w:val="18"/>
+        </w:rPr>
+        <w:t xml:space="preserve"> </w:t>
+      </w:r>
+      <w:r>
+        <w:rPr>
+          <w:bCs/>
+          <w:sz w:val="18"/>
+          <w:szCs w:val="18"/>
+        </w:rPr>
+        <w:t>.jpg</w:t>
+      </w:r>
+    </w:p>
+    <w:p>
+      <w:pPr>
+        <w:ind w:left="720"/>
+        <w:rPr>
+          <w:sz w:val="18"/>
+          <w:szCs w:val="18"/>
+        </w:rPr>
+      </w:pPr>
+      <w:r>
+        <w:rPr>
+          <w:sz w:val="18"/>
+          <w:szCs w:val="18"/>
+        </w:rPr>
+        <w:t>*</w:t>
+      </w:r>
+      <w:r>
+        <w:rPr>
+          <w:b/>
+          <w:sz w:val="18"/>
+          <w:szCs w:val="18"/>
+        </w:rPr>
+        <w:t xml:space="preserve"> Content Size:</w:t>
+      </w:r>
+      <w:r>
+        <w:rPr>
+          <w:b/>
+          <w:sz w:val="18"/>
+          <w:szCs w:val="18"/>
+        </w:rPr>
+        <w:t xml:space="preserve"> </w:t>
+      </w:r>
+      <w:r>
+        <w:rPr>
+          <w:bCs/>
+          <w:sz w:val="18"/>
+          <w:szCs w:val="18"/>
+        </w:rPr>
+        <w:t>199</w:t>
+      </w:r>
+      <w:r>
+        <w:rPr>
+          <w:bCs/>
+          <w:sz w:val="18"/>
+          <w:szCs w:val="18"/>
+        </w:rPr>
+        <w:t xml:space="preserve"> KB</w:t>
+      </w:r>
+    </w:p>
+    <w:p>
+      <w:pPr>
+        <w:ind w:left="720"/>
+        <w:rPr>
+          <w:sz w:val="18"/>
+          <w:szCs w:val="18"/>
+        </w:rPr>
+      </w:pPr>
+      <w:r>
+        <w:rPr>
+          <w:sz w:val="18"/>
+          <w:szCs w:val="18"/>
+        </w:rPr>
+        <w:t>*</w:t>
+      </w:r>
+      <w:r>
+        <w:rPr>
+          <w:b/>
+          <w:sz w:val="18"/>
+          <w:szCs w:val="18"/>
+        </w:rPr>
+        <w:t xml:space="preserve"> Content Attributes:</w:t>
+      </w:r>
+      <w:r>
+        <w:rPr>
+          <w:b/>
+          <w:sz w:val="18"/>
+          <w:szCs w:val="18"/>
+        </w:rPr>
+        <w:t xml:space="preserve"> </w:t>
+      </w:r>
+      <w:r>
+        <w:rPr>
+          <w:sz w:val="18"/>
+          <w:szCs w:val="18"/>
+        </w:rPr>
+        <w:t xml:space="preserve">Resolution: </w:t>
+      </w:r>
+      <w:r>
+        <w:rPr>
+          <w:sz w:val="18"/>
+          <w:szCs w:val="18"/>
+        </w:rPr>
+        <w:t>800</w:t>
+      </w:r>
+      <w:r>
+        <w:rPr>
+          <w:sz w:val="18"/>
+          <w:szCs w:val="18"/>
+        </w:rPr>
+        <w:t xml:space="preserve"> x </w:t>
+      </w:r>
+      <w:r>
+        <w:rPr>
+          <w:sz w:val="18"/>
+          <w:szCs w:val="18"/>
+        </w:rPr>
+        <w:t>4</w:t>
+      </w:r>
+      <w:r>
+        <w:rPr>
+          <w:sz w:val="18"/>
+          <w:szCs w:val="18"/>
+        </w:rPr>
+        <w:t>00</w:t>
+      </w:r>
+      <w:r>
+        <w:rPr>
+          <w:sz w:val="18"/>
+          <w:szCs w:val="18"/>
+        </w:rPr>
+        <w:t xml:space="preserve">, Quality: </w:t>
+      </w:r>
+      <w:r>
+        <w:rPr>
+          <w:sz w:val="18"/>
+          <w:szCs w:val="18"/>
+        </w:rPr>
+        <w:t>Low</w:t>
+      </w:r>
+    </w:p>
+    <w:p>
+      <w:pPr>
+        <w:ind w:left="720"/>
+        <w:rPr>
+          <w:b/>
+          <w:sz w:val="18"/>
+          <w:szCs w:val="18"/>
+        </w:rPr>
+      </w:pPr>
+      <w:r>
+        <w:rPr>
+          <w:sz w:val="18"/>
+          <w:szCs w:val="18"/>
+        </w:rPr>
+        <w:t>*</w:t>
+      </w:r>
+      <w:r>
+        <w:rPr>
+          <w:b/>
+          <w:sz w:val="18"/>
+          <w:szCs w:val="18"/>
+        </w:rPr>
+        <w:t xml:space="preserve"> Storage Location:</w:t>
+      </w:r>
+      <w:r>
+        <w:rPr>
+          <w:b/>
+          <w:sz w:val="18"/>
+          <w:szCs w:val="18"/>
+        </w:rPr>
+        <w:t xml:space="preserve"> </w:t>
+      </w:r>
+      <w:r>
+        <w:rPr>
+          <w:bCs/>
+          <w:sz w:val="18"/>
+          <w:szCs w:val="18"/>
+        </w:rPr>
+        <w:t>StorageType: Cloud -&gt; Platform: GitHub -&gt; Account: toonkingdomelbaf2 -&gt; Repository: kingdomheartsMiscellaneous -&gt; File: Computer settings/System Images/..</w:t>
+      </w:r>
+      <w:r>
+        <w:rPr>
+          <w:bCs/>
+          <w:sz w:val="18"/>
+          <w:szCs w:val="18"/>
+        </w:rPr>
+        <w:br/>
+      </w:r>
+      <w:r>
+        <w:rPr>
+          <w:sz w:val="18"/>
+          <w:szCs w:val="18"/>
+        </w:rPr>
+        <w:t>*</w:t>
+      </w:r>
+      <w:r>
+        <w:rPr>
+          <w:b/>
+          <w:sz w:val="18"/>
+          <w:szCs w:val="18"/>
+        </w:rPr>
+        <w:t xml:space="preserve"> Notes:</w:t>
+      </w:r>
+    </w:p>
+    <w:p>
+      <w:pPr>
+        <w:spacing w:after="160" w:line="278" w:lineRule="auto"/>
+        <w:rPr>
+          <w:b/>
+          <w:sz w:val="18"/>
+          <w:szCs w:val="18"/>
+        </w:rPr>
+      </w:pPr>
+      <w:r>
+        <w:rPr>
+          <w:b/>
+          <w:sz w:val="18"/>
+          <w:szCs w:val="18"/>
+        </w:rPr>
+        <w:br w:type="page"/>
+      </w:r>
+    </w:p>
+    <w:p>
+      <w:pPr>
+        <w:pStyle w:val="ListParagraph"/>
+        <w:numPr>
+          <w:ilvl w:val="0"/>
+          <w:numId w:val="1"/>
+        </w:numPr>
+        <w:rPr>
+          <w:sz w:val="18"/>
+          <w:szCs w:val="18"/>
+        </w:rPr>
+      </w:pPr>
+      <w:r>
+        <w:rPr>
+          <w:bCs/>
+          <w:sz w:val="18"/>
+          <w:szCs w:val="18"/>
+        </w:rPr>
+        <w:lastRenderedPageBreak/>
+        <w:t>*</w:t>
+      </w:r>
+      <w:r>
+        <w:rPr>
+          <w:b/>
+          <w:sz w:val="18"/>
+          <w:szCs w:val="18"/>
+        </w:rPr>
+        <w:t xml:space="preserve"> ID: </w:t>
+      </w:r>
+      <w:r>
+        <w:rPr>
+          <w:bCs/>
+          <w:sz w:val="18"/>
+          <w:szCs w:val="18"/>
+        </w:rPr>
+        <w:t>30</w:t>
+      </w:r>
+      <w:r>
+        <w:rPr>
+          <w:bCs/>
+          <w:sz w:val="18"/>
+          <w:szCs w:val="18"/>
+        </w:rPr>
+        <w:t>3</w:t>
+      </w:r>
+      <w:r>
+        <w:rPr>
+          <w:sz w:val="18"/>
+          <w:szCs w:val="18"/>
+        </w:rPr>
+        <w:br/>
+        <w:t>*</w:t>
+      </w:r>
+      <w:r>
+        <w:rPr>
+          <w:b/>
+          <w:sz w:val="18"/>
+          <w:szCs w:val="18"/>
+        </w:rPr>
+        <w:t xml:space="preserve"> Content Title: </w:t>
+      </w:r>
+      <w:r>
+        <w:rPr>
+          <w:bCs/>
+          <w:sz w:val="18"/>
+          <w:szCs w:val="18"/>
+        </w:rPr>
+        <w:t>[</w:t>
+      </w:r>
+      <w:r>
+        <w:rPr>
+          <w:bCs/>
+          <w:sz w:val="18"/>
+          <w:szCs w:val="18"/>
+        </w:rPr>
+        <w:t>types-of-software.webp</w:t>
+      </w:r>
+      <w:r>
+        <w:rPr>
+          <w:bCs/>
+          <w:sz w:val="18"/>
+          <w:szCs w:val="18"/>
+        </w:rPr>
+        <w:t xml:space="preserve"> -&gt; </w:t>
+      </w:r>
+      <w:r>
+        <w:rPr>
+          <w:bCs/>
+          <w:sz w:val="18"/>
+          <w:szCs w:val="18"/>
+        </w:rPr>
+        <w:t>Tools and Programs</w:t>
+      </w:r>
+      <w:r>
+        <w:rPr>
+          <w:bCs/>
+          <w:sz w:val="18"/>
+          <w:szCs w:val="18"/>
+        </w:rPr>
+        <w:t xml:space="preserve"> Image.</w:t>
+      </w:r>
+      <w:r>
+        <w:rPr>
+          <w:bCs/>
+          <w:sz w:val="18"/>
+          <w:szCs w:val="18"/>
+        </w:rPr>
+        <w:t>webp</w:t>
+      </w:r>
+      <w:r>
+        <w:rPr>
+          <w:bCs/>
+          <w:sz w:val="18"/>
+          <w:szCs w:val="18"/>
+        </w:rPr>
+        <w:t>] [</w:t>
+      </w:r>
+      <w:r>
+        <w:rPr>
+          <w:bCs/>
+          <w:sz w:val="18"/>
+          <w:szCs w:val="18"/>
+        </w:rPr>
+        <w:t>Tools and Programs Image</w:t>
+      </w:r>
+      <w:r>
+        <w:rPr>
+          <w:bCs/>
+          <w:sz w:val="18"/>
+          <w:szCs w:val="18"/>
+        </w:rPr>
+        <w:t>]</w:t>
+      </w:r>
+    </w:p>
+    <w:p>
+      <w:pPr>
+        <w:pStyle w:val="ListParagraph"/>
+        <w:rPr>
+          <w:sz w:val="18"/>
+          <w:szCs w:val="18"/>
+        </w:rPr>
+      </w:pPr>
+      <w:r>
+        <w:rPr>
+          <w:sz w:val="18"/>
+          <w:szCs w:val="18"/>
+        </w:rPr>
+        <w:t>*</w:t>
+      </w:r>
+      <w:r>
+        <w:rPr>
+          <w:b/>
+          <w:sz w:val="18"/>
+          <w:szCs w:val="18"/>
+        </w:rPr>
+        <w:t xml:space="preserve"> Content Type: </w:t>
+      </w:r>
+      <w:r>
+        <w:rPr>
+          <w:bCs/>
+          <w:sz w:val="18"/>
+          <w:szCs w:val="18"/>
+        </w:rPr>
+        <w:t>Image</w:t>
+      </w:r>
+    </w:p>
+    <w:p>
+      <w:pPr>
+        <w:ind w:left="720"/>
+        <w:rPr>
+          <w:sz w:val="18"/>
+          <w:szCs w:val="18"/>
+        </w:rPr>
+      </w:pPr>
+      <w:r>
+        <w:rPr>
+          <w:sz w:val="18"/>
+          <w:szCs w:val="18"/>
+        </w:rPr>
+        <w:t>*</w:t>
+      </w:r>
+      <w:r>
+        <w:rPr>
+          <w:b/>
+          <w:sz w:val="18"/>
+          <w:szCs w:val="18"/>
+        </w:rPr>
+        <w:t xml:space="preserve"> Content Domain:</w:t>
+      </w:r>
+      <w:r>
+        <w:rPr>
+          <w:b/>
+          <w:sz w:val="18"/>
+          <w:szCs w:val="18"/>
+        </w:rPr>
+        <w:t xml:space="preserve"> </w:t>
+      </w:r>
+      <w:r>
+        <w:rPr>
+          <w:bCs/>
+          <w:sz w:val="18"/>
+          <w:szCs w:val="18"/>
+        </w:rPr>
+        <w:t>System Resources</w:t>
+      </w:r>
+    </w:p>
+    <w:p>
+      <w:pPr>
+        <w:ind w:left="720"/>
+        <w:rPr>
+          <w:sz w:val="18"/>
+          <w:szCs w:val="18"/>
+        </w:rPr>
+      </w:pPr>
+      <w:r>
+        <w:rPr>
+          <w:sz w:val="18"/>
+          <w:szCs w:val="18"/>
+        </w:rPr>
+        <w:t>*</w:t>
+      </w:r>
+      <w:r>
+        <w:rPr>
+          <w:b/>
+          <w:sz w:val="18"/>
+          <w:szCs w:val="18"/>
+        </w:rPr>
+        <w:t xml:space="preserve"> Source Platform:</w:t>
+      </w:r>
+      <w:r>
+        <w:rPr>
+          <w:b/>
+          <w:sz w:val="18"/>
+          <w:szCs w:val="18"/>
+        </w:rPr>
+        <w:t xml:space="preserve"> </w:t>
+      </w:r>
+      <w:r>
+        <w:rPr>
+          <w:bCs/>
+          <w:sz w:val="18"/>
+          <w:szCs w:val="18"/>
+        </w:rPr>
+        <w:t>University of Leeds (https://www.leeds.ac.uk)</w:t>
+      </w:r>
+      <w:r>
+        <w:rPr>
+          <w:bCs/>
+          <w:sz w:val="18"/>
+          <w:szCs w:val="18"/>
+        </w:rPr>
+        <w:br/>
+      </w:r>
+      <w:r>
+        <w:rPr>
+          <w:sz w:val="18"/>
+          <w:szCs w:val="18"/>
+        </w:rPr>
+        <w:t>*</w:t>
+      </w:r>
+      <w:r>
+        <w:rPr>
+          <w:b/>
+          <w:sz w:val="18"/>
+          <w:szCs w:val="18"/>
+        </w:rPr>
+        <w:t xml:space="preserve"> Source Reference:</w:t>
+      </w:r>
+      <w:r>
+        <w:rPr>
+          <w:b/>
+          <w:sz w:val="18"/>
+          <w:szCs w:val="18"/>
+        </w:rPr>
+        <w:t xml:space="preserve"> </w:t>
+      </w:r>
+      <w:hyperlink r:id="rId29" w:history="1">
+        <w:r>
+          <w:rPr>
+            <w:rStyle w:val="Hyperlink"/>
+            <w:bCs/>
+            <w:sz w:val="18"/>
+            <w:szCs w:val="18"/>
+          </w:rPr>
+          <w:t>https://www.goodcore.co.uk/blog/types-of-software/</w:t>
+        </w:r>
+      </w:hyperlink>
+      <w:r>
+        <w:rPr>
+          <w:bCs/>
+          <w:sz w:val="18"/>
+          <w:szCs w:val="18"/>
+        </w:rPr>
+        <w:t xml:space="preserve"> -&gt; </w:t>
+      </w:r>
+      <w:hyperlink r:id="rId30" w:history="1">
+        <w:r>
+          <w:rPr>
+            <w:rStyle w:val="Hyperlink"/>
+            <w:bCs/>
+            <w:sz w:val="18"/>
+            <w:szCs w:val="18"/>
+          </w:rPr>
+          <w:t>https://www.goodcore.co.uk/blog/wp-content/uploads/2019/08/types-of-software.png</w:t>
+        </w:r>
+      </w:hyperlink>
+      <w:r>
+        <w:rPr>
+          <w:bCs/>
+          <w:sz w:val="18"/>
+          <w:szCs w:val="18"/>
+        </w:rPr>
+        <w:t xml:space="preserve"> </w:t>
+      </w:r>
+    </w:p>
+    <w:p>
+      <w:pPr>
+        <w:ind w:left="720"/>
+        <w:rPr>
+          <w:sz w:val="18"/>
+          <w:szCs w:val="18"/>
+        </w:rPr>
+      </w:pPr>
+      <w:r>
+        <w:rPr>
+          <w:sz w:val="18"/>
+          <w:szCs w:val="18"/>
+        </w:rPr>
+        <w:t>*</w:t>
+      </w:r>
+      <w:r>
+        <w:rPr>
+          <w:b/>
+          <w:sz w:val="18"/>
+          <w:szCs w:val="18"/>
+        </w:rPr>
+        <w:t xml:space="preserve"> Source Storage Host:</w:t>
+      </w:r>
+      <w:r>
+        <w:rPr>
+          <w:b/>
+          <w:sz w:val="18"/>
+          <w:szCs w:val="18"/>
+        </w:rPr>
+        <w:t xml:space="preserve"> </w:t>
+      </w:r>
+      <w:r>
+        <w:rPr>
+          <w:bCs/>
+          <w:sz w:val="18"/>
+          <w:szCs w:val="18"/>
+        </w:rPr>
+        <w:t>GoodCore Software WordPress Media Storage</w:t>
+      </w:r>
+    </w:p>
+    <w:p>
+      <w:pPr>
+        <w:ind w:left="720"/>
+        <w:rPr>
+          <w:sz w:val="18"/>
+          <w:szCs w:val="18"/>
+        </w:rPr>
+      </w:pPr>
+      <w:r>
+        <w:rPr>
+          <w:sz w:val="18"/>
+          <w:szCs w:val="18"/>
+        </w:rPr>
+        <w:t>*</w:t>
+      </w:r>
+      <w:r>
+        <w:rPr>
+          <w:b/>
+          <w:sz w:val="18"/>
+          <w:szCs w:val="18"/>
+        </w:rPr>
+        <w:t xml:space="preserve"> Source Nature:</w:t>
+      </w:r>
+      <w:r>
+        <w:rPr>
+          <w:b/>
+          <w:sz w:val="18"/>
+          <w:szCs w:val="18"/>
+        </w:rPr>
+        <w:t xml:space="preserve"> </w:t>
+      </w:r>
+      <w:r>
+        <w:rPr>
+          <w:bCs/>
+          <w:sz w:val="18"/>
+          <w:szCs w:val="18"/>
+        </w:rPr>
+        <w:t>Digital</w:t>
+      </w:r>
+    </w:p>
+    <w:p>
+      <w:pPr>
+        <w:ind w:left="720"/>
+        <w:rPr>
+          <w:sz w:val="18"/>
+          <w:szCs w:val="18"/>
+        </w:rPr>
+      </w:pPr>
+      <w:r>
+        <w:rPr>
+          <w:sz w:val="18"/>
+          <w:szCs w:val="18"/>
+        </w:rPr>
+        <w:t>*</w:t>
+      </w:r>
+      <w:r>
+        <w:rPr>
+          <w:b/>
+          <w:sz w:val="18"/>
+          <w:szCs w:val="18"/>
+        </w:rPr>
+        <w:t xml:space="preserve"> Content Derivation Type:</w:t>
+      </w:r>
+      <w:r>
+        <w:rPr>
+          <w:b/>
+          <w:sz w:val="18"/>
+          <w:szCs w:val="18"/>
+        </w:rPr>
+        <w:t xml:space="preserve"> </w:t>
+      </w:r>
+      <w:r>
+        <w:rPr>
+          <w:bCs/>
+          <w:sz w:val="18"/>
+          <w:szCs w:val="18"/>
+        </w:rPr>
+        <w:t>Downloaded</w:t>
+      </w:r>
+    </w:p>
+    <w:p>
+      <w:pPr>
+        <w:ind w:left="720"/>
+        <w:rPr>
+          <w:sz w:val="18"/>
+          <w:szCs w:val="18"/>
+        </w:rPr>
+      </w:pPr>
+      <w:r>
+        <w:rPr>
+          <w:sz w:val="18"/>
+          <w:szCs w:val="18"/>
+        </w:rPr>
+        <w:t>*</w:t>
+      </w:r>
+      <w:r>
+        <w:rPr>
+          <w:b/>
+          <w:sz w:val="18"/>
+          <w:szCs w:val="18"/>
+        </w:rPr>
+        <w:t xml:space="preserve"> Content Acquisition Method:</w:t>
+      </w:r>
+      <w:r>
+        <w:rPr>
+          <w:b/>
+          <w:sz w:val="18"/>
+          <w:szCs w:val="18"/>
+        </w:rPr>
+        <w:t xml:space="preserve"> </w:t>
+      </w:r>
+      <w:r>
+        <w:rPr>
+          <w:bCs/>
+          <w:sz w:val="18"/>
+          <w:szCs w:val="18"/>
+        </w:rPr>
+        <w:t xml:space="preserve">Web Browser: </w:t>
+      </w:r>
+      <w:r>
+        <w:rPr>
+          <w:bCs/>
+          <w:sz w:val="18"/>
+          <w:szCs w:val="18"/>
+        </w:rPr>
+        <w:t>Chrome</w:t>
+      </w:r>
+      <w:r>
+        <w:rPr>
+          <w:bCs/>
+          <w:sz w:val="18"/>
+          <w:szCs w:val="18"/>
+        </w:rPr>
+        <w:t xml:space="preserve"> - </w:t>
+      </w:r>
+      <w:r>
+        <w:rPr>
+          <w:bCs/>
+          <w:sz w:val="18"/>
+          <w:szCs w:val="18"/>
+        </w:rPr>
+        <w:t>Direct Save [Saved image directly from browser]</w:t>
+      </w:r>
+    </w:p>
+    <w:p>
+      <w:pPr>
+        <w:ind w:left="720"/>
+        <w:rPr>
+          <w:sz w:val="18"/>
+          <w:szCs w:val="18"/>
+        </w:rPr>
+      </w:pPr>
+      <w:r>
+        <w:rPr>
+          <w:sz w:val="18"/>
+          <w:szCs w:val="18"/>
+        </w:rPr>
+        <w:t>*</w:t>
+      </w:r>
+      <w:r>
+        <w:rPr>
+          <w:b/>
+          <w:sz w:val="18"/>
+          <w:szCs w:val="18"/>
+        </w:rPr>
+        <w:t xml:space="preserve"> Content Acquisition Date:</w:t>
+      </w:r>
+      <w:r>
+        <w:rPr>
+          <w:b/>
+          <w:sz w:val="18"/>
+          <w:szCs w:val="18"/>
+        </w:rPr>
+        <w:t xml:space="preserve"> </w:t>
+      </w:r>
+      <w:r>
+        <w:rPr>
+          <w:bCs/>
+          <w:sz w:val="18"/>
+          <w:szCs w:val="18"/>
+        </w:rPr>
+        <w:t>5</w:t>
+      </w:r>
+      <w:r>
+        <w:rPr>
+          <w:bCs/>
+          <w:sz w:val="18"/>
+          <w:szCs w:val="18"/>
+        </w:rPr>
+        <w:t>/</w:t>
+      </w:r>
+      <w:r>
+        <w:rPr>
+          <w:bCs/>
+          <w:sz w:val="18"/>
+          <w:szCs w:val="18"/>
+        </w:rPr>
+        <w:t>28</w:t>
+      </w:r>
+      <w:r>
+        <w:rPr>
+          <w:bCs/>
+          <w:sz w:val="18"/>
+          <w:szCs w:val="18"/>
+        </w:rPr>
+        <w:t>/2025</w:t>
+      </w:r>
+    </w:p>
+    <w:p>
+      <w:pPr>
+        <w:ind w:left="720"/>
+        <w:rPr>
+          <w:sz w:val="18"/>
+          <w:szCs w:val="18"/>
+        </w:rPr>
+      </w:pPr>
+      <w:r>
+        <w:rPr>
+          <w:sz w:val="18"/>
+          <w:szCs w:val="18"/>
+        </w:rPr>
+        <w:t>*</w:t>
+      </w:r>
+      <w:r>
+        <w:rPr>
+          <w:b/>
+          <w:sz w:val="18"/>
+          <w:szCs w:val="18"/>
+        </w:rPr>
+        <w:t xml:space="preserve"> Content File Format:</w:t>
+      </w:r>
+      <w:r>
+        <w:rPr>
+          <w:b/>
+          <w:sz w:val="18"/>
+          <w:szCs w:val="18"/>
+        </w:rPr>
+        <w:t xml:space="preserve"> </w:t>
+      </w:r>
+      <w:r>
+        <w:rPr>
+          <w:b/>
+          <w:sz w:val="18"/>
+          <w:szCs w:val="18"/>
+        </w:rPr>
+        <w:t>.</w:t>
+      </w:r>
+      <w:r>
+        <w:rPr>
+          <w:bCs/>
+          <w:sz w:val="18"/>
+          <w:szCs w:val="18"/>
+        </w:rPr>
+        <w:t>webp</w:t>
+      </w:r>
+    </w:p>
+    <w:p>
+      <w:pPr>
+        <w:ind w:left="720"/>
+        <w:rPr>
+          <w:sz w:val="18"/>
+          <w:szCs w:val="18"/>
+        </w:rPr>
+      </w:pPr>
+      <w:r>
+        <w:rPr>
+          <w:sz w:val="18"/>
+          <w:szCs w:val="18"/>
+        </w:rPr>
+        <w:t>*</w:t>
+      </w:r>
+      <w:r>
+        <w:rPr>
+          <w:b/>
+          <w:sz w:val="18"/>
+          <w:szCs w:val="18"/>
+        </w:rPr>
+        <w:t xml:space="preserve"> Content Size:</w:t>
+      </w:r>
+      <w:r>
+        <w:rPr>
+          <w:b/>
+          <w:sz w:val="18"/>
+          <w:szCs w:val="18"/>
+        </w:rPr>
+        <w:t xml:space="preserve"> </w:t>
+      </w:r>
+      <w:r>
+        <w:rPr>
+          <w:bCs/>
+          <w:sz w:val="18"/>
+          <w:szCs w:val="18"/>
+        </w:rPr>
+        <w:t>71.4</w:t>
+      </w:r>
+      <w:r>
+        <w:rPr>
+          <w:bCs/>
+          <w:sz w:val="18"/>
+          <w:szCs w:val="18"/>
+        </w:rPr>
+        <w:t xml:space="preserve"> KB</w:t>
+      </w:r>
+    </w:p>
+    <w:p>
+      <w:pPr>
+        <w:ind w:left="720"/>
+        <w:rPr>
+          <w:sz w:val="18"/>
+          <w:szCs w:val="18"/>
+        </w:rPr>
+      </w:pPr>
+      <w:r>
+        <w:rPr>
+          <w:sz w:val="18"/>
+          <w:szCs w:val="18"/>
+        </w:rPr>
+        <w:t>*</w:t>
+      </w:r>
+      <w:r>
+        <w:rPr>
+          <w:b/>
+          <w:sz w:val="18"/>
+          <w:szCs w:val="18"/>
+        </w:rPr>
+        <w:t xml:space="preserve"> Content Attributes:</w:t>
+      </w:r>
+      <w:r>
+        <w:rPr>
+          <w:b/>
+          <w:sz w:val="18"/>
+          <w:szCs w:val="18"/>
+        </w:rPr>
+        <w:t xml:space="preserve"> </w:t>
+      </w:r>
+      <w:r>
+        <w:rPr>
+          <w:sz w:val="18"/>
+          <w:szCs w:val="18"/>
+        </w:rPr>
+        <w:t xml:space="preserve">Resolution: </w:t>
+      </w:r>
+      <w:r>
+        <w:rPr>
+          <w:sz w:val="18"/>
+          <w:szCs w:val="18"/>
+        </w:rPr>
+        <w:t>1400</w:t>
+      </w:r>
+      <w:r>
+        <w:rPr>
+          <w:sz w:val="18"/>
+          <w:szCs w:val="18"/>
+        </w:rPr>
+        <w:t xml:space="preserve"> x </w:t>
+      </w:r>
+      <w:r>
+        <w:rPr>
+          <w:sz w:val="18"/>
+          <w:szCs w:val="18"/>
+        </w:rPr>
+        <w:t>6</w:t>
+      </w:r>
+      <w:r>
+        <w:rPr>
+          <w:sz w:val="18"/>
+          <w:szCs w:val="18"/>
+        </w:rPr>
+        <w:t>00</w:t>
+      </w:r>
+      <w:r>
+        <w:rPr>
+          <w:sz w:val="18"/>
+          <w:szCs w:val="18"/>
+        </w:rPr>
+        <w:t xml:space="preserve">, Quality: </w:t>
+      </w:r>
+      <w:r>
+        <w:rPr>
+          <w:sz w:val="18"/>
+          <w:szCs w:val="18"/>
+        </w:rPr>
+        <w:t>Medium</w:t>
+      </w:r>
+    </w:p>
+    <w:p>
+      <w:pPr>
+        <w:ind w:left="720"/>
+        <w:rPr>
+          <w:b/>
+          <w:sz w:val="18"/>
+          <w:szCs w:val="18"/>
+        </w:rPr>
+      </w:pPr>
+      <w:r>
+        <w:rPr>
+          <w:sz w:val="18"/>
+          <w:szCs w:val="18"/>
+        </w:rPr>
+        <w:t>*</w:t>
+      </w:r>
+      <w:r>
+        <w:rPr>
+          <w:b/>
+          <w:sz w:val="18"/>
+          <w:szCs w:val="18"/>
+        </w:rPr>
+        <w:t xml:space="preserve"> Storage Location:</w:t>
+      </w:r>
+      <w:r>
+        <w:rPr>
+          <w:b/>
+          <w:sz w:val="18"/>
+          <w:szCs w:val="18"/>
+        </w:rPr>
+        <w:t xml:space="preserve"> </w:t>
+      </w:r>
+      <w:r>
+        <w:rPr>
+          <w:bCs/>
+          <w:sz w:val="18"/>
+          <w:szCs w:val="18"/>
+        </w:rPr>
+        <w:t>StorageType: Cloud -&gt; Platform: GitHub -&gt; Account: toonkingdomelbaf2 -&gt; Repository: kingdomheartsMiscellaneous -&gt; File: Computer settings/System Images/..</w:t>
+      </w:r>
+      <w:r>
+        <w:rPr>
+          <w:bCs/>
+          <w:sz w:val="18"/>
+          <w:szCs w:val="18"/>
+        </w:rPr>
+        <w:br/>
+      </w:r>
+      <w:r>
+        <w:rPr>
+          <w:sz w:val="18"/>
+          <w:szCs w:val="18"/>
+        </w:rPr>
+        <w:t>*</w:t>
+      </w:r>
+      <w:r>
+        <w:rPr>
+          <w:b/>
+          <w:sz w:val="18"/>
+          <w:szCs w:val="18"/>
+        </w:rPr>
+        <w:t xml:space="preserve"> Notes:</w:t>
+      </w:r>
+    </w:p>
+    <w:p>
+      <w:pPr>
+        <w:ind w:left="720"/>
+        <w:rPr>
+          <w:b/>
+          <w:sz w:val="18"/>
+          <w:szCs w:val="18"/>
+        </w:rPr>
+      </w:pPr>
+    </w:p>
+    <w:p>
+      <w:pPr>
+        <w:ind w:left="720"/>
+        <w:rPr>
+          <w:b/>
+          <w:sz w:val="18"/>
+          <w:szCs w:val="18"/>
+        </w:rPr>
+      </w:pPr>
+    </w:p>
+    <w:p>
+      <w:pPr>
+        <w:ind w:left="720"/>
+      </w:pPr>
+    </w:p>
+    <w:p>
+      <w:pPr>
+        <w:pStyle w:val="ListParagraph"/>
+        <w:numPr>
+          <w:ilvl w:val="0"/>
+          <w:numId w:val="1"/>
+        </w:numPr>
+        <w:ind w:left="1080"/>
+        <w:rPr>
+          <w:sz w:val="18"/>
+          <w:szCs w:val="18"/>
+        </w:rPr>
+      </w:pPr>
+      <w:r>
+        <w:rPr>
+          <w:bCs/>
+          <w:sz w:val="18"/>
+          <w:szCs w:val="18"/>
+        </w:rPr>
+        <w:t>*</w:t>
+      </w:r>
+      <w:r>
+        <w:rPr>
+          <w:b/>
+          <w:sz w:val="18"/>
+          <w:szCs w:val="18"/>
+        </w:rPr>
+        <w:t xml:space="preserve"> ID: </w:t>
+      </w:r>
+      <w:r>
+        <w:rPr>
+          <w:bCs/>
+          <w:sz w:val="18"/>
+          <w:szCs w:val="18"/>
+        </w:rPr>
+        <w:t>30</w:t>
+      </w:r>
+      <w:r>
+        <w:rPr>
+          <w:bCs/>
+          <w:sz w:val="18"/>
+          <w:szCs w:val="18"/>
+        </w:rPr>
+        <w:t>4</w:t>
+      </w:r>
+      <w:r>
+        <w:rPr>
+          <w:sz w:val="18"/>
+          <w:szCs w:val="18"/>
+        </w:rPr>
+        <w:br/>
+        <w:t>*</w:t>
+      </w:r>
+      <w:r>
+        <w:rPr>
+          <w:b/>
+          <w:sz w:val="18"/>
+          <w:szCs w:val="18"/>
+        </w:rPr>
+        <w:t xml:space="preserve"> Content Title: </w:t>
+      </w:r>
+      <w:r>
+        <w:rPr>
+          <w:bCs/>
+          <w:sz w:val="18"/>
+          <w:szCs w:val="18"/>
+        </w:rPr>
+        <w:t>[</w:t>
+      </w:r>
+      <w:r>
+        <w:rPr>
+          <w:bCs/>
+          <w:sz w:val="18"/>
+          <w:szCs w:val="18"/>
+        </w:rPr>
+        <w:t>different-types-of-software-coderus-branded-image-1400x9999.jpg</w:t>
+      </w:r>
+      <w:r>
+        <w:rPr>
+          <w:bCs/>
+          <w:sz w:val="18"/>
+          <w:szCs w:val="18"/>
+        </w:rPr>
+        <w:t xml:space="preserve"> -&gt; </w:t>
+      </w:r>
+      <w:r>
+        <w:rPr>
+          <w:bCs/>
+          <w:sz w:val="18"/>
+          <w:szCs w:val="18"/>
+        </w:rPr>
+        <w:t>Tools and Programs 2 Image.jpg</w:t>
+      </w:r>
+      <w:r>
+        <w:rPr>
+          <w:bCs/>
+          <w:sz w:val="18"/>
+          <w:szCs w:val="18"/>
+        </w:rPr>
+        <w:t>] [Tools and Programs</w:t>
+      </w:r>
+      <w:r>
+        <w:rPr>
+          <w:bCs/>
+          <w:sz w:val="18"/>
+          <w:szCs w:val="18"/>
+        </w:rPr>
+        <w:t xml:space="preserve"> 2</w:t>
+      </w:r>
+      <w:r>
+        <w:rPr>
+          <w:bCs/>
+          <w:sz w:val="18"/>
+          <w:szCs w:val="18"/>
+        </w:rPr>
+        <w:t xml:space="preserve"> Image]</w:t>
+      </w:r>
+    </w:p>
+    <w:p>
+      <w:pPr>
+        <w:pStyle w:val="ListParagraph"/>
+        <w:ind w:left="1080"/>
+        <w:rPr>
+          <w:sz w:val="18"/>
+          <w:szCs w:val="18"/>
+        </w:rPr>
+      </w:pPr>
+      <w:r>
+        <w:rPr>
+          <w:sz w:val="18"/>
+          <w:szCs w:val="18"/>
+        </w:rPr>
+        <w:t>*</w:t>
+      </w:r>
+      <w:r>
+        <w:rPr>
+          <w:b/>
+          <w:sz w:val="18"/>
+          <w:szCs w:val="18"/>
+        </w:rPr>
+        <w:t xml:space="preserve"> Content Type: </w:t>
+      </w:r>
+      <w:r>
+        <w:rPr>
+          <w:bCs/>
+          <w:sz w:val="18"/>
+          <w:szCs w:val="18"/>
+        </w:rPr>
+        <w:t>Image</w:t>
+      </w:r>
+    </w:p>
+    <w:p>
+      <w:pPr>
+        <w:ind w:left="1080"/>
+        <w:rPr>
+          <w:sz w:val="18"/>
+          <w:szCs w:val="18"/>
+        </w:rPr>
+      </w:pPr>
+      <w:r>
+        <w:rPr>
+          <w:sz w:val="18"/>
+          <w:szCs w:val="18"/>
+        </w:rPr>
+        <w:t>*</w:t>
+      </w:r>
+      <w:r>
+        <w:rPr>
+          <w:b/>
+          <w:sz w:val="18"/>
+          <w:szCs w:val="18"/>
+        </w:rPr>
+        <w:t xml:space="preserve"> Content Domain:</w:t>
+      </w:r>
+      <w:r>
+        <w:rPr>
+          <w:b/>
+          <w:sz w:val="18"/>
+          <w:szCs w:val="18"/>
+        </w:rPr>
+        <w:t xml:space="preserve"> </w:t>
+      </w:r>
+      <w:r>
+        <w:rPr>
+          <w:bCs/>
+          <w:sz w:val="18"/>
+          <w:szCs w:val="18"/>
+        </w:rPr>
+        <w:t>System Resources</w:t>
+      </w:r>
+    </w:p>
+    <w:p>
+      <w:pPr>
+        <w:ind w:left="1080"/>
+        <w:rPr>
+          <w:sz w:val="18"/>
+          <w:szCs w:val="18"/>
+        </w:rPr>
+      </w:pPr>
+      <w:r>
+        <w:rPr>
+          <w:sz w:val="18"/>
+          <w:szCs w:val="18"/>
+        </w:rPr>
+        <w:t>*</w:t>
+      </w:r>
+      <w:r>
+        <w:rPr>
+          <w:b/>
+          <w:sz w:val="18"/>
+          <w:szCs w:val="18"/>
+        </w:rPr>
+        <w:t xml:space="preserve"> Source Platform:</w:t>
+      </w:r>
+      <w:r>
+        <w:rPr>
+          <w:b/>
+          <w:sz w:val="18"/>
+          <w:szCs w:val="18"/>
+        </w:rPr>
+        <w:t xml:space="preserve"> </w:t>
+      </w:r>
+      <w:r>
+        <w:rPr>
+          <w:bCs/>
+          <w:sz w:val="18"/>
+          <w:szCs w:val="18"/>
+        </w:rPr>
+        <w:t>Coderus</w:t>
+      </w:r>
+      <w:r>
+        <w:rPr>
+          <w:bCs/>
+          <w:sz w:val="18"/>
+          <w:szCs w:val="18"/>
+        </w:rPr>
+        <w:t xml:space="preserve"> (</w:t>
+      </w:r>
+      <w:r>
+        <w:rPr>
+          <w:bCs/>
+          <w:sz w:val="18"/>
+          <w:szCs w:val="18"/>
+        </w:rPr>
+        <w:t>https://www.coderus.com</w:t>
+      </w:r>
+      <w:r>
+        <w:rPr>
+          <w:bCs/>
+          <w:sz w:val="18"/>
+          <w:szCs w:val="18"/>
+        </w:rPr>
+        <w:t>)</w:t>
+      </w:r>
+      <w:r>
+        <w:rPr>
+          <w:bCs/>
+          <w:sz w:val="18"/>
+          <w:szCs w:val="18"/>
+        </w:rPr>
+        <w:br/>
+      </w:r>
+      <w:r>
+        <w:rPr>
+          <w:sz w:val="18"/>
+          <w:szCs w:val="18"/>
+        </w:rPr>
+        <w:t>*</w:t>
+      </w:r>
+      <w:r>
+        <w:rPr>
+          <w:b/>
+          <w:sz w:val="18"/>
+          <w:szCs w:val="18"/>
+        </w:rPr>
+        <w:t xml:space="preserve"> Source Reference:</w:t>
+      </w:r>
+      <w:r>
+        <w:rPr>
+          <w:b/>
+          <w:sz w:val="18"/>
+          <w:szCs w:val="18"/>
+        </w:rPr>
+        <w:t xml:space="preserve"> </w:t>
+      </w:r>
+      <w:hyperlink r:id="rId31" w:history="1">
+        <w:r>
+          <w:rPr>
+            <w:rStyle w:val="Hyperlink"/>
+            <w:bCs/>
+            <w:sz w:val="18"/>
+            <w:szCs w:val="18"/>
+          </w:rPr>
+          <w:t>https://www.coderus.com/software-101-a-complete-guide-to-the-different-types-of-software/</w:t>
+        </w:r>
+      </w:hyperlink>
+      <w:r>
+        <w:rPr>
+          <w:bCs/>
+          <w:sz w:val="18"/>
+          <w:szCs w:val="18"/>
+        </w:rPr>
+        <w:t xml:space="preserve"> -&gt; </w:t>
+      </w:r>
+      <w:hyperlink r:id="rId32" w:history="1">
+        <w:r>
+          <w:rPr>
+            <w:rStyle w:val="Hyperlink"/>
+            <w:bCs/>
+            <w:sz w:val="18"/>
+            <w:szCs w:val="18"/>
+          </w:rPr>
+          <w:t>https://www.coderus.com/wp-content/uploads/fly-images/996776/different-types-of-software-coderus-branded-image-1400x9999.jpg</w:t>
+        </w:r>
+      </w:hyperlink>
+      <w:r>
+        <w:rPr>
+          <w:bCs/>
+          <w:sz w:val="18"/>
+          <w:szCs w:val="18"/>
+        </w:rPr>
+        <w:t xml:space="preserve"> </w:t>
+      </w:r>
+    </w:p>
+    <w:p>
+      <w:pPr>
+        <w:ind w:left="1080"/>
+        <w:rPr>
+          <w:bCs/>
+          <w:sz w:val="18"/>
+          <w:szCs w:val="18"/>
+        </w:rPr>
+      </w:pPr>
+      <w:r>
+        <w:rPr>
+          <w:sz w:val="18"/>
+          <w:szCs w:val="18"/>
+        </w:rPr>
+        <w:t>*</w:t>
+      </w:r>
+      <w:r>
+        <w:rPr>
+          <w:b/>
+          <w:sz w:val="18"/>
+          <w:szCs w:val="18"/>
+        </w:rPr>
+        <w:t xml:space="preserve"> Source Storage Host:</w:t>
+      </w:r>
+      <w:r>
+        <w:rPr>
+          <w:b/>
+          <w:sz w:val="18"/>
+          <w:szCs w:val="18"/>
+        </w:rPr>
+        <w:t xml:space="preserve"> </w:t>
+      </w:r>
+      <w:r>
+        <w:rPr>
+          <w:bCs/>
+          <w:sz w:val="18"/>
+          <w:szCs w:val="18"/>
+        </w:rPr>
+        <w:t>Coderus WordPress Media Storage</w:t>
+      </w:r>
+    </w:p>
+    <w:p>
+      <w:pPr>
+        <w:ind w:left="1080"/>
+        <w:rPr>
+          <w:sz w:val="18"/>
+          <w:szCs w:val="18"/>
+        </w:rPr>
+      </w:pPr>
+      <w:r>
+        <w:rPr>
+          <w:sz w:val="18"/>
+          <w:szCs w:val="18"/>
+        </w:rPr>
+        <w:t>*</w:t>
+      </w:r>
+      <w:r>
+        <w:rPr>
+          <w:b/>
+          <w:sz w:val="18"/>
+          <w:szCs w:val="18"/>
+        </w:rPr>
+        <w:t xml:space="preserve"> Source Nature:</w:t>
+      </w:r>
+      <w:r>
+        <w:rPr>
+          <w:b/>
+          <w:sz w:val="18"/>
+          <w:szCs w:val="18"/>
+        </w:rPr>
+        <w:t xml:space="preserve"> </w:t>
+      </w:r>
+      <w:r>
+        <w:rPr>
+          <w:bCs/>
+          <w:sz w:val="18"/>
+          <w:szCs w:val="18"/>
+        </w:rPr>
+        <w:t>Digital</w:t>
+      </w:r>
+    </w:p>
+    <w:p>
+      <w:pPr>
+        <w:ind w:left="1080"/>
+        <w:rPr>
+          <w:sz w:val="18"/>
+          <w:szCs w:val="18"/>
+        </w:rPr>
+      </w:pPr>
+      <w:r>
+        <w:rPr>
+          <w:sz w:val="18"/>
+          <w:szCs w:val="18"/>
+        </w:rPr>
+        <w:t>*</w:t>
+      </w:r>
+      <w:r>
+        <w:rPr>
+          <w:b/>
+          <w:sz w:val="18"/>
+          <w:szCs w:val="18"/>
+        </w:rPr>
+        <w:t xml:space="preserve"> Content Derivation Type:</w:t>
+      </w:r>
+      <w:r>
+        <w:rPr>
+          <w:b/>
+          <w:sz w:val="18"/>
+          <w:szCs w:val="18"/>
+        </w:rPr>
+        <w:t xml:space="preserve"> </w:t>
+      </w:r>
+      <w:r>
+        <w:rPr>
+          <w:bCs/>
+          <w:sz w:val="18"/>
+          <w:szCs w:val="18"/>
+        </w:rPr>
+        <w:t>Downloaded</w:t>
+      </w:r>
+    </w:p>
+    <w:p>
+      <w:pPr>
+        <w:ind w:left="1080"/>
+        <w:rPr>
+          <w:sz w:val="18"/>
+          <w:szCs w:val="18"/>
+        </w:rPr>
+      </w:pPr>
+      <w:r>
+        <w:rPr>
+          <w:sz w:val="18"/>
+          <w:szCs w:val="18"/>
+        </w:rPr>
+        <w:t>*</w:t>
+      </w:r>
+      <w:r>
+        <w:rPr>
+          <w:b/>
+          <w:sz w:val="18"/>
+          <w:szCs w:val="18"/>
+        </w:rPr>
+        <w:t xml:space="preserve"> Content Acquisition Method:</w:t>
+      </w:r>
+      <w:r>
+        <w:rPr>
+          <w:b/>
+          <w:sz w:val="18"/>
+          <w:szCs w:val="18"/>
+        </w:rPr>
+        <w:t xml:space="preserve"> </w:t>
+      </w:r>
+      <w:r>
+        <w:rPr>
+          <w:bCs/>
+          <w:sz w:val="18"/>
+          <w:szCs w:val="18"/>
+        </w:rPr>
+        <w:t xml:space="preserve">Web Browser: </w:t>
+      </w:r>
+      <w:r>
+        <w:rPr>
+          <w:bCs/>
+          <w:sz w:val="18"/>
+          <w:szCs w:val="18"/>
+        </w:rPr>
+        <w:t>Chrome</w:t>
+      </w:r>
+      <w:r>
+        <w:rPr>
+          <w:bCs/>
+          <w:sz w:val="18"/>
+          <w:szCs w:val="18"/>
+        </w:rPr>
+        <w:t xml:space="preserve"> - </w:t>
+      </w:r>
+      <w:r>
+        <w:rPr>
+          <w:bCs/>
+          <w:sz w:val="18"/>
+          <w:szCs w:val="18"/>
+        </w:rPr>
+        <w:t>Direct Save [Saved image directly from browser]</w:t>
+      </w:r>
+    </w:p>
+    <w:p>
+      <w:pPr>
+        <w:ind w:left="1080"/>
+        <w:rPr>
+          <w:sz w:val="18"/>
+          <w:szCs w:val="18"/>
+        </w:rPr>
+      </w:pPr>
+      <w:r>
+        <w:rPr>
+          <w:sz w:val="18"/>
+          <w:szCs w:val="18"/>
+        </w:rPr>
+        <w:t>*</w:t>
+      </w:r>
+      <w:r>
+        <w:rPr>
+          <w:b/>
+          <w:sz w:val="18"/>
+          <w:szCs w:val="18"/>
+        </w:rPr>
+        <w:t xml:space="preserve"> Content Acquisition Date:</w:t>
+      </w:r>
+      <w:r>
+        <w:rPr>
+          <w:b/>
+          <w:sz w:val="18"/>
+          <w:szCs w:val="18"/>
+        </w:rPr>
+        <w:t xml:space="preserve"> </w:t>
+      </w:r>
+      <w:r>
+        <w:rPr>
+          <w:bCs/>
+          <w:sz w:val="18"/>
+          <w:szCs w:val="18"/>
+        </w:rPr>
+        <w:t>5</w:t>
+      </w:r>
+      <w:r>
+        <w:rPr>
+          <w:bCs/>
+          <w:sz w:val="18"/>
+          <w:szCs w:val="18"/>
+        </w:rPr>
+        <w:t>/</w:t>
+      </w:r>
+      <w:r>
+        <w:rPr>
+          <w:bCs/>
+          <w:sz w:val="18"/>
+          <w:szCs w:val="18"/>
+        </w:rPr>
+        <w:t>28</w:t>
+      </w:r>
+      <w:r>
+        <w:rPr>
+          <w:bCs/>
+          <w:sz w:val="18"/>
+          <w:szCs w:val="18"/>
+        </w:rPr>
+        <w:t>/2025</w:t>
+      </w:r>
+    </w:p>
+    <w:p>
+      <w:pPr>
+        <w:ind w:left="1080"/>
+        <w:rPr>
+          <w:sz w:val="18"/>
+          <w:szCs w:val="18"/>
+        </w:rPr>
+      </w:pPr>
+      <w:r>
+        <w:rPr>
+          <w:sz w:val="18"/>
+          <w:szCs w:val="18"/>
+        </w:rPr>
+        <w:t>*</w:t>
+      </w:r>
+      <w:r>
+        <w:rPr>
+          <w:b/>
+          <w:sz w:val="18"/>
+          <w:szCs w:val="18"/>
+        </w:rPr>
+        <w:t xml:space="preserve"> Content File Format:</w:t>
+      </w:r>
+      <w:r>
+        <w:rPr>
+          <w:b/>
+          <w:sz w:val="18"/>
+          <w:szCs w:val="18"/>
+        </w:rPr>
+        <w:t xml:space="preserve"> </w:t>
+      </w:r>
+      <w:r>
+        <w:rPr>
+          <w:bCs/>
+          <w:sz w:val="18"/>
+          <w:szCs w:val="18"/>
+        </w:rPr>
+        <w:t>.</w:t>
+      </w:r>
+      <w:r>
+        <w:rPr>
+          <w:bCs/>
+          <w:sz w:val="18"/>
+          <w:szCs w:val="18"/>
+        </w:rPr>
+        <w:t>jpg</w:t>
+      </w:r>
+    </w:p>
+    <w:p>
+      <w:pPr>
+        <w:ind w:left="1080"/>
+        <w:rPr>
+          <w:sz w:val="18"/>
+          <w:szCs w:val="18"/>
+        </w:rPr>
+      </w:pPr>
+      <w:r>
+        <w:rPr>
+          <w:sz w:val="18"/>
+          <w:szCs w:val="18"/>
+        </w:rPr>
+        <w:t>*</w:t>
+      </w:r>
+      <w:r>
+        <w:rPr>
+          <w:b/>
+          <w:sz w:val="18"/>
+          <w:szCs w:val="18"/>
+        </w:rPr>
+        <w:t xml:space="preserve"> Content Size:</w:t>
+      </w:r>
+      <w:r>
+        <w:rPr>
+          <w:b/>
+          <w:sz w:val="18"/>
+          <w:szCs w:val="18"/>
+        </w:rPr>
+        <w:t xml:space="preserve"> </w:t>
+      </w:r>
+      <w:r>
+        <w:rPr>
+          <w:bCs/>
+          <w:sz w:val="18"/>
+          <w:szCs w:val="18"/>
+        </w:rPr>
+        <w:t>153</w:t>
+      </w:r>
+      <w:r>
+        <w:rPr>
+          <w:bCs/>
+          <w:sz w:val="18"/>
+          <w:szCs w:val="18"/>
+        </w:rPr>
+        <w:t xml:space="preserve"> KB</w:t>
+      </w:r>
+    </w:p>
+    <w:p>
+      <w:pPr>
+        <w:ind w:left="1080"/>
+        <w:rPr>
+          <w:sz w:val="18"/>
+          <w:szCs w:val="18"/>
+        </w:rPr>
+      </w:pPr>
+      <w:r>
+        <w:rPr>
+          <w:sz w:val="18"/>
+          <w:szCs w:val="18"/>
+        </w:rPr>
+        <w:t>*</w:t>
+      </w:r>
+      <w:r>
+        <w:rPr>
+          <w:b/>
+          <w:sz w:val="18"/>
+          <w:szCs w:val="18"/>
+        </w:rPr>
+        <w:t xml:space="preserve"> Content Attributes:</w:t>
+      </w:r>
+      <w:r>
+        <w:rPr>
+          <w:b/>
+          <w:sz w:val="18"/>
+          <w:szCs w:val="18"/>
+        </w:rPr>
+        <w:t xml:space="preserve"> </w:t>
+      </w:r>
+      <w:r>
+        <w:rPr>
+          <w:sz w:val="18"/>
+          <w:szCs w:val="18"/>
+        </w:rPr>
+        <w:t xml:space="preserve">Resolution: </w:t>
+      </w:r>
+      <w:r>
+        <w:rPr>
+          <w:sz w:val="18"/>
+          <w:szCs w:val="18"/>
+        </w:rPr>
+        <w:t>1400</w:t>
+      </w:r>
+      <w:r>
+        <w:rPr>
+          <w:sz w:val="18"/>
+          <w:szCs w:val="18"/>
+        </w:rPr>
+        <w:t xml:space="preserve"> x </w:t>
+      </w:r>
+      <w:r>
+        <w:rPr>
+          <w:sz w:val="18"/>
+          <w:szCs w:val="18"/>
+        </w:rPr>
+        <w:t>933</w:t>
+      </w:r>
+      <w:r>
+        <w:rPr>
+          <w:sz w:val="18"/>
+          <w:szCs w:val="18"/>
+        </w:rPr>
+        <w:t xml:space="preserve">, Quality: </w:t>
+      </w:r>
+      <w:r>
+        <w:rPr>
+          <w:sz w:val="18"/>
+          <w:szCs w:val="18"/>
+        </w:rPr>
+        <w:t>Medium</w:t>
+      </w:r>
+    </w:p>
+    <w:p>
+      <w:pPr>
+        <w:ind w:left="1080"/>
+        <w:rPr>
+          <w:b/>
+          <w:sz w:val="18"/>
+          <w:szCs w:val="18"/>
+        </w:rPr>
+      </w:pPr>
+      <w:r>
+        <w:rPr>
+          <w:sz w:val="18"/>
+          <w:szCs w:val="18"/>
+        </w:rPr>
+        <w:t>*</w:t>
+      </w:r>
+      <w:r>
+        <w:rPr>
+          <w:b/>
+          <w:sz w:val="18"/>
+          <w:szCs w:val="18"/>
+        </w:rPr>
+        <w:t xml:space="preserve"> Storage Location:</w:t>
+      </w:r>
+      <w:r>
+        <w:rPr>
+          <w:b/>
+          <w:sz w:val="18"/>
+          <w:szCs w:val="18"/>
+        </w:rPr>
+        <w:t xml:space="preserve"> </w:t>
+      </w:r>
+      <w:r>
+        <w:rPr>
+          <w:bCs/>
+          <w:sz w:val="18"/>
+          <w:szCs w:val="18"/>
+        </w:rPr>
+        <w:t>StorageType: Cloud -&gt; Platform: GitHub -&gt; Account: toonkingdomelbaf2 -&gt; Repository: kingdomheartsMiscellaneous -&gt; File: Computer settings/System Images/..</w:t>
+      </w:r>
+      <w:r>
+        <w:rPr>
+          <w:bCs/>
+          <w:sz w:val="18"/>
+          <w:szCs w:val="18"/>
+        </w:rPr>
+        <w:br/>
+      </w:r>
+      <w:r>
+        <w:rPr>
+          <w:sz w:val="18"/>
+          <w:szCs w:val="18"/>
+        </w:rPr>
+        <w:t>*</w:t>
+      </w:r>
+      <w:r>
+        <w:rPr>
+          <w:b/>
+          <w:sz w:val="18"/>
+          <w:szCs w:val="18"/>
+        </w:rPr>
+        <w:t xml:space="preserve"> Notes:</w:t>
+      </w:r>
+    </w:p>
+    <w:p>
+      <w:pPr>
+        <w:rPr>
+          <w:b/>
+          <w:sz w:val="18"/>
+          <w:szCs w:val="18"/>
+        </w:rPr>
+      </w:pPr>
+    </w:p>
+    <w:p>
+      <w:pPr>
+        <w:spacing w:after="160" w:line="278" w:lineRule="auto"/>
+        <w:rPr>
+          <w:b/>
+          <w:sz w:val="18"/>
+          <w:szCs w:val="18"/>
+        </w:rPr>
+      </w:pPr>
+      <w:r>
+        <w:rPr>
+          <w:b/>
+          <w:sz w:val="18"/>
+          <w:szCs w:val="18"/>
+        </w:rPr>
+        <w:br w:type="page"/>
+      </w:r>
+    </w:p>
+    <w:p>
+      <w:pPr>
+        <w:pStyle w:val="ListParagraph"/>
+        <w:numPr>
+          <w:ilvl w:val="0"/>
+          <w:numId w:val="1"/>
+        </w:numPr>
+        <w:rPr>
+          <w:sz w:val="18"/>
+          <w:szCs w:val="18"/>
+        </w:rPr>
+      </w:pPr>
+      <w:r>
+        <w:rPr>
+          <w:bCs/>
+          <w:sz w:val="18"/>
+          <w:szCs w:val="18"/>
+        </w:rPr>
+        <w:lastRenderedPageBreak/>
+        <w:t>*</w:t>
+      </w:r>
+      <w:r>
+        <w:rPr>
+          <w:b/>
+          <w:sz w:val="18"/>
+          <w:szCs w:val="18"/>
+        </w:rPr>
+        <w:t xml:space="preserve"> ID: </w:t>
+      </w:r>
+      <w:r>
+        <w:rPr>
+          <w:bCs/>
+          <w:sz w:val="18"/>
+          <w:szCs w:val="18"/>
+        </w:rPr>
+        <w:t>30</w:t>
+      </w:r>
+      <w:r>
+        <w:rPr>
+          <w:bCs/>
+          <w:sz w:val="18"/>
+          <w:szCs w:val="18"/>
+        </w:rPr>
+        <w:t>5</w:t>
+      </w:r>
+      <w:r>
+        <w:rPr>
+          <w:sz w:val="18"/>
+          <w:szCs w:val="18"/>
+        </w:rPr>
+        <w:br/>
+        <w:t>*</w:t>
+      </w:r>
+      <w:r>
+        <w:rPr>
+          <w:b/>
+          <w:sz w:val="18"/>
+          <w:szCs w:val="18"/>
+        </w:rPr>
+        <w:t xml:space="preserve"> Content Title: </w:t>
+      </w:r>
+      <w:r>
+        <w:rPr>
+          <w:bCs/>
+          <w:sz w:val="18"/>
+          <w:szCs w:val="18"/>
+        </w:rPr>
+        <w:t>[</w:t>
+      </w:r>
+      <w:r>
+        <w:rPr>
+          <w:bCs/>
+          <w:sz w:val="18"/>
+          <w:szCs w:val="18"/>
+        </w:rPr>
+        <w:t>OS-buddies-1-1024x570.webp</w:t>
+      </w:r>
+      <w:r>
+        <w:rPr>
+          <w:bCs/>
+          <w:sz w:val="18"/>
+          <w:szCs w:val="18"/>
+        </w:rPr>
+        <w:t xml:space="preserve"> -&gt; </w:t>
+      </w:r>
+      <w:r>
+        <w:rPr>
+          <w:bCs/>
+          <w:sz w:val="18"/>
+          <w:szCs w:val="18"/>
+        </w:rPr>
+        <w:t>Tools and Operating systems</w:t>
+      </w:r>
+      <w:r>
+        <w:rPr>
+          <w:bCs/>
+          <w:sz w:val="18"/>
+          <w:szCs w:val="18"/>
+        </w:rPr>
+        <w:t>.</w:t>
+      </w:r>
+      <w:r>
+        <w:rPr>
+          <w:bCs/>
+          <w:sz w:val="18"/>
+          <w:szCs w:val="18"/>
+        </w:rPr>
+        <w:t>webp</w:t>
+      </w:r>
+      <w:r>
+        <w:rPr>
+          <w:bCs/>
+          <w:sz w:val="18"/>
+          <w:szCs w:val="18"/>
+        </w:rPr>
+        <w:t>] [</w:t>
+      </w:r>
+      <w:r>
+        <w:rPr>
+          <w:bCs/>
+          <w:sz w:val="18"/>
+          <w:szCs w:val="18"/>
+        </w:rPr>
+        <w:t>Tools and Operating systems</w:t>
+      </w:r>
+      <w:r>
+        <w:rPr>
+          <w:bCs/>
+          <w:sz w:val="18"/>
+          <w:szCs w:val="18"/>
+        </w:rPr>
+        <w:t>]</w:t>
+      </w:r>
+    </w:p>
+    <w:p>
+      <w:pPr>
+        <w:ind w:firstLine="720"/>
+        <w:rPr>
+          <w:sz w:val="18"/>
+          <w:szCs w:val="18"/>
+        </w:rPr>
+      </w:pPr>
+      <w:r>
+        <w:rPr>
+          <w:sz w:val="18"/>
+          <w:szCs w:val="18"/>
+        </w:rPr>
+        <w:t>*</w:t>
+      </w:r>
+      <w:r>
+        <w:rPr>
+          <w:b/>
+          <w:sz w:val="18"/>
+          <w:szCs w:val="18"/>
+        </w:rPr>
+        <w:t xml:space="preserve"> Content Type: </w:t>
+      </w:r>
+      <w:r>
+        <w:rPr>
+          <w:bCs/>
+          <w:sz w:val="18"/>
+          <w:szCs w:val="18"/>
+        </w:rPr>
+        <w:t>Image</w:t>
+      </w:r>
+    </w:p>
+    <w:p>
+      <w:pPr>
+        <w:ind w:firstLine="720"/>
+        <w:rPr>
+          <w:sz w:val="18"/>
+          <w:szCs w:val="18"/>
+        </w:rPr>
+      </w:pPr>
+      <w:r>
+        <w:rPr>
+          <w:sz w:val="18"/>
+          <w:szCs w:val="18"/>
+        </w:rPr>
+        <w:t>*</w:t>
+      </w:r>
+      <w:r>
+        <w:rPr>
+          <w:b/>
+          <w:sz w:val="18"/>
+          <w:szCs w:val="18"/>
+        </w:rPr>
+        <w:t xml:space="preserve"> Content Domain:</w:t>
+      </w:r>
+      <w:r>
+        <w:rPr>
+          <w:b/>
+          <w:sz w:val="18"/>
+          <w:szCs w:val="18"/>
+        </w:rPr>
+        <w:t xml:space="preserve"> </w:t>
+      </w:r>
+      <w:r>
+        <w:rPr>
+          <w:bCs/>
+          <w:sz w:val="18"/>
+          <w:szCs w:val="18"/>
+        </w:rPr>
+        <w:t>System Resources</w:t>
+      </w:r>
+    </w:p>
+    <w:p>
+      <w:pPr>
+        <w:ind w:firstLine="720"/>
+        <w:rPr>
+          <w:bCs/>
+          <w:sz w:val="18"/>
+          <w:szCs w:val="18"/>
+        </w:rPr>
+      </w:pPr>
+      <w:r>
+        <w:rPr>
+          <w:sz w:val="18"/>
+          <w:szCs w:val="18"/>
+        </w:rPr>
+        <w:t>*</w:t>
+      </w:r>
+      <w:r>
+        <w:rPr>
+          <w:b/>
+          <w:sz w:val="18"/>
+          <w:szCs w:val="18"/>
+        </w:rPr>
+        <w:t xml:space="preserve"> Source Platform:</w:t>
+      </w:r>
+      <w:r>
+        <w:rPr>
+          <w:b/>
+          <w:sz w:val="18"/>
+          <w:szCs w:val="18"/>
+        </w:rPr>
+        <w:t xml:space="preserve"> </w:t>
+      </w:r>
+      <w:r>
+        <w:rPr>
+          <w:bCs/>
+          <w:sz w:val="18"/>
+          <w:szCs w:val="18"/>
+        </w:rPr>
+        <w:t>My Choice Software (https://www.mychoicesoftware.com)</w:t>
+      </w:r>
+    </w:p>
+    <w:p>
+      <w:pPr>
+        <w:ind w:left="720"/>
+        <w:rPr>
+          <w:bCs/>
+          <w:sz w:val="18"/>
+          <w:szCs w:val="18"/>
+        </w:rPr>
+      </w:pPr>
+      <w:r>
+        <w:rPr>
+          <w:sz w:val="18"/>
+          <w:szCs w:val="18"/>
+        </w:rPr>
+        <w:t>*</w:t>
+      </w:r>
+      <w:r>
+        <w:rPr>
+          <w:b/>
+          <w:sz w:val="18"/>
+          <w:szCs w:val="18"/>
+        </w:rPr>
+        <w:t xml:space="preserve"> Source Reference:</w:t>
+      </w:r>
+      <w:r>
+        <w:rPr>
+          <w:b/>
+          <w:sz w:val="18"/>
+          <w:szCs w:val="18"/>
+        </w:rPr>
+        <w:t xml:space="preserve"> </w:t>
+      </w:r>
+      <w:hyperlink r:id="rId33" w:history="1">
+        <w:r>
+          <w:rPr>
+            <w:rStyle w:val="Hyperlink"/>
+            <w:bCs/>
+            <w:sz w:val="18"/>
+            <w:szCs w:val="18"/>
+          </w:rPr>
+          <w:t>https://www.mychoicesoftware.com/blogs/news/why-do-so-many-companies-use-windows-os</w:t>
+        </w:r>
+      </w:hyperlink>
+      <w:r>
+        <w:rPr>
+          <w:bCs/>
+          <w:sz w:val="18"/>
+          <w:szCs w:val="18"/>
+        </w:rPr>
+        <w:t xml:space="preserve"> -&gt; </w:t>
+      </w:r>
+      <w:hyperlink r:id="rId34" w:history="1">
+        <w:r>
+          <w:rPr>
+            <w:rStyle w:val="Hyperlink"/>
+            <w:bCs/>
+            <w:sz w:val="18"/>
+            <w:szCs w:val="18"/>
+          </w:rPr>
+          <w:t>https://www.mychoicesoftware.com/cdn/shop/articles/OS-buddies-1-1024x570.jpg?v=1563420956&amp;width=1024</w:t>
+        </w:r>
+      </w:hyperlink>
+      <w:r>
+        <w:rPr>
+          <w:bCs/>
+          <w:sz w:val="18"/>
+          <w:szCs w:val="18"/>
+        </w:rPr>
+        <w:t xml:space="preserve"> </w:t>
+      </w:r>
+    </w:p>
+    <w:p>
+      <w:pPr>
+        <w:ind w:firstLine="720"/>
+        <w:rPr>
+          <w:bCs/>
+          <w:sz w:val="18"/>
+          <w:szCs w:val="18"/>
+        </w:rPr>
+      </w:pPr>
+      <w:r>
+        <w:rPr>
+          <w:sz w:val="18"/>
+          <w:szCs w:val="18"/>
+        </w:rPr>
+        <w:t>*</w:t>
+      </w:r>
+      <w:r>
+        <w:rPr>
+          <w:b/>
+          <w:sz w:val="18"/>
+          <w:szCs w:val="18"/>
+        </w:rPr>
+        <w:t xml:space="preserve"> Source Storage Host:</w:t>
+      </w:r>
+      <w:r>
+        <w:rPr>
+          <w:b/>
+          <w:sz w:val="18"/>
+          <w:szCs w:val="18"/>
+        </w:rPr>
+        <w:t xml:space="preserve"> </w:t>
+      </w:r>
+      <w:r>
+        <w:rPr>
+          <w:bCs/>
+          <w:sz w:val="18"/>
+          <w:szCs w:val="18"/>
+        </w:rPr>
+        <w:t>https://www.mychoicesoftware.com (Shopify CDN / hosted media storage)</w:t>
+      </w:r>
+      <w:r>
+        <w:rPr>
+          <w:bCs/>
+          <w:sz w:val="18"/>
+          <w:szCs w:val="18"/>
+        </w:rPr>
+        <w:tab/>
+      </w:r>
+    </w:p>
+    <w:p>
+      <w:pPr>
+        <w:ind w:firstLine="720"/>
+        <w:rPr>
+          <w:sz w:val="18"/>
+          <w:szCs w:val="18"/>
+        </w:rPr>
+      </w:pPr>
+      <w:r>
+        <w:rPr>
+          <w:sz w:val="18"/>
+          <w:szCs w:val="18"/>
+        </w:rPr>
+        <w:t>*</w:t>
+      </w:r>
+      <w:r>
+        <w:rPr>
+          <w:b/>
+          <w:sz w:val="18"/>
+          <w:szCs w:val="18"/>
+        </w:rPr>
+        <w:t xml:space="preserve"> Source Nature:</w:t>
+      </w:r>
+      <w:r>
+        <w:rPr>
+          <w:b/>
+          <w:sz w:val="18"/>
+          <w:szCs w:val="18"/>
+        </w:rPr>
+        <w:t xml:space="preserve"> </w:t>
+      </w:r>
+      <w:r>
+        <w:rPr>
+          <w:bCs/>
+          <w:sz w:val="18"/>
+          <w:szCs w:val="18"/>
+        </w:rPr>
+        <w:t>Digital</w:t>
+      </w:r>
+    </w:p>
+    <w:p>
+      <w:pPr>
+        <w:ind w:firstLine="720"/>
+        <w:rPr>
+          <w:sz w:val="18"/>
+          <w:szCs w:val="18"/>
+        </w:rPr>
+      </w:pPr>
+      <w:r>
+        <w:rPr>
+          <w:sz w:val="18"/>
+          <w:szCs w:val="18"/>
+        </w:rPr>
+        <w:t>*</w:t>
+      </w:r>
+      <w:r>
+        <w:rPr>
+          <w:b/>
+          <w:sz w:val="18"/>
+          <w:szCs w:val="18"/>
+        </w:rPr>
+        <w:t xml:space="preserve"> Content Derivation Type:</w:t>
+      </w:r>
+      <w:r>
+        <w:rPr>
+          <w:b/>
+          <w:sz w:val="18"/>
+          <w:szCs w:val="18"/>
+        </w:rPr>
+        <w:t xml:space="preserve"> </w:t>
+      </w:r>
+      <w:r>
+        <w:rPr>
+          <w:bCs/>
+          <w:sz w:val="18"/>
+          <w:szCs w:val="18"/>
+        </w:rPr>
+        <w:t>Downloaded</w:t>
+      </w:r>
+    </w:p>
+    <w:p>
+      <w:pPr>
+        <w:ind w:firstLine="720"/>
+        <w:rPr>
+          <w:sz w:val="18"/>
+          <w:szCs w:val="18"/>
+        </w:rPr>
+      </w:pPr>
+      <w:r>
+        <w:rPr>
+          <w:sz w:val="18"/>
+          <w:szCs w:val="18"/>
+        </w:rPr>
+        <w:t>*</w:t>
+      </w:r>
+      <w:r>
+        <w:rPr>
+          <w:b/>
+          <w:sz w:val="18"/>
+          <w:szCs w:val="18"/>
+        </w:rPr>
+        <w:t xml:space="preserve"> Content Acquisition Method:</w:t>
+      </w:r>
+      <w:r>
+        <w:rPr>
+          <w:b/>
+          <w:sz w:val="18"/>
+          <w:szCs w:val="18"/>
+        </w:rPr>
+        <w:t xml:space="preserve"> </w:t>
+      </w:r>
+      <w:r>
+        <w:rPr>
+          <w:bCs/>
+          <w:sz w:val="18"/>
+          <w:szCs w:val="18"/>
+        </w:rPr>
+        <w:t xml:space="preserve">Web Browser: </w:t>
+      </w:r>
+      <w:r>
+        <w:rPr>
+          <w:bCs/>
+          <w:sz w:val="18"/>
+          <w:szCs w:val="18"/>
+        </w:rPr>
+        <w:t>Chrome</w:t>
+      </w:r>
+      <w:r>
+        <w:rPr>
+          <w:bCs/>
+          <w:sz w:val="18"/>
+          <w:szCs w:val="18"/>
+        </w:rPr>
+        <w:t xml:space="preserve"> - </w:t>
+      </w:r>
+      <w:r>
+        <w:rPr>
+          <w:bCs/>
+          <w:sz w:val="18"/>
+          <w:szCs w:val="18"/>
+        </w:rPr>
+        <w:t>Direct Save [Saved image directly from browser]</w:t>
+      </w:r>
+    </w:p>
+    <w:p>
+      <w:pPr>
+        <w:ind w:firstLine="720"/>
+        <w:rPr>
+          <w:sz w:val="18"/>
+          <w:szCs w:val="18"/>
+        </w:rPr>
+      </w:pPr>
+      <w:r>
+        <w:rPr>
+          <w:sz w:val="18"/>
+          <w:szCs w:val="18"/>
+        </w:rPr>
+        <w:t>*</w:t>
+      </w:r>
+      <w:r>
+        <w:rPr>
+          <w:b/>
+          <w:sz w:val="18"/>
+          <w:szCs w:val="18"/>
+        </w:rPr>
+        <w:t xml:space="preserve"> Content Acquisition Date:</w:t>
+      </w:r>
+      <w:r>
+        <w:rPr>
+          <w:b/>
+          <w:sz w:val="18"/>
+          <w:szCs w:val="18"/>
+        </w:rPr>
+        <w:t xml:space="preserve"> </w:t>
+      </w:r>
+      <w:r>
+        <w:rPr>
+          <w:bCs/>
+          <w:sz w:val="18"/>
+          <w:szCs w:val="18"/>
+        </w:rPr>
+        <w:t>5</w:t>
+      </w:r>
+      <w:r>
+        <w:rPr>
+          <w:bCs/>
+          <w:sz w:val="18"/>
+          <w:szCs w:val="18"/>
+        </w:rPr>
+        <w:t>/</w:t>
+      </w:r>
+      <w:r>
+        <w:rPr>
+          <w:bCs/>
+          <w:sz w:val="18"/>
+          <w:szCs w:val="18"/>
+        </w:rPr>
+        <w:t>28</w:t>
+      </w:r>
+      <w:r>
+        <w:rPr>
+          <w:bCs/>
+          <w:sz w:val="18"/>
+          <w:szCs w:val="18"/>
+        </w:rPr>
+        <w:t>/2025</w:t>
+      </w:r>
+    </w:p>
+    <w:p>
+      <w:pPr>
+        <w:ind w:firstLine="720"/>
+        <w:rPr>
+          <w:sz w:val="18"/>
+          <w:szCs w:val="18"/>
+        </w:rPr>
+      </w:pPr>
+      <w:r>
+        <w:rPr>
+          <w:sz w:val="18"/>
+          <w:szCs w:val="18"/>
+        </w:rPr>
+        <w:t>*</w:t>
+      </w:r>
+      <w:r>
+        <w:rPr>
+          <w:b/>
+          <w:sz w:val="18"/>
+          <w:szCs w:val="18"/>
+        </w:rPr>
+        <w:t xml:space="preserve"> Content File Format:</w:t>
+      </w:r>
+      <w:r>
+        <w:rPr>
+          <w:b/>
+          <w:sz w:val="18"/>
+          <w:szCs w:val="18"/>
+        </w:rPr>
+        <w:t xml:space="preserve"> </w:t>
+      </w:r>
+      <w:r>
+        <w:rPr>
+          <w:bCs/>
+          <w:sz w:val="18"/>
+          <w:szCs w:val="18"/>
+        </w:rPr>
+        <w:t>.</w:t>
+      </w:r>
+      <w:r>
+        <w:rPr>
+          <w:bCs/>
+          <w:sz w:val="18"/>
+          <w:szCs w:val="18"/>
+        </w:rPr>
+        <w:t>jpg</w:t>
+      </w:r>
+    </w:p>
+    <w:p>
+      <w:pPr>
+        <w:ind w:firstLine="720"/>
+        <w:rPr>
+          <w:sz w:val="18"/>
+          <w:szCs w:val="18"/>
+        </w:rPr>
+      </w:pPr>
+      <w:r>
+        <w:rPr>
+          <w:sz w:val="18"/>
+          <w:szCs w:val="18"/>
+        </w:rPr>
+        <w:t>*</w:t>
+      </w:r>
+      <w:r>
+        <w:rPr>
+          <w:b/>
+          <w:sz w:val="18"/>
+          <w:szCs w:val="18"/>
+        </w:rPr>
+        <w:t xml:space="preserve"> Content Size:</w:t>
+      </w:r>
+      <w:r>
+        <w:rPr>
+          <w:b/>
+          <w:sz w:val="18"/>
+          <w:szCs w:val="18"/>
+        </w:rPr>
+        <w:t xml:space="preserve"> </w:t>
+      </w:r>
+      <w:r>
+        <w:rPr>
+          <w:bCs/>
+          <w:sz w:val="18"/>
+          <w:szCs w:val="18"/>
+        </w:rPr>
+        <w:t>42.2</w:t>
+      </w:r>
+      <w:r>
+        <w:rPr>
+          <w:bCs/>
+          <w:sz w:val="18"/>
+          <w:szCs w:val="18"/>
+        </w:rPr>
+        <w:t xml:space="preserve"> KB</w:t>
+      </w:r>
+    </w:p>
+    <w:p>
+      <w:pPr>
+        <w:ind w:firstLine="720"/>
+        <w:rPr>
+          <w:sz w:val="18"/>
+          <w:szCs w:val="18"/>
+        </w:rPr>
+      </w:pPr>
+      <w:r>
+        <w:rPr>
+          <w:sz w:val="18"/>
+          <w:szCs w:val="18"/>
+        </w:rPr>
+        <w:t>*</w:t>
+      </w:r>
+      <w:r>
+        <w:rPr>
+          <w:b/>
+          <w:sz w:val="18"/>
+          <w:szCs w:val="18"/>
+        </w:rPr>
+        <w:t xml:space="preserve"> Content Attributes:</w:t>
+      </w:r>
+      <w:r>
+        <w:rPr>
+          <w:b/>
+          <w:sz w:val="18"/>
+          <w:szCs w:val="18"/>
+        </w:rPr>
+        <w:t xml:space="preserve"> </w:t>
+      </w:r>
+      <w:r>
+        <w:rPr>
+          <w:sz w:val="18"/>
+          <w:szCs w:val="18"/>
+        </w:rPr>
+        <w:t xml:space="preserve">Resolution: </w:t>
+      </w:r>
+      <w:r>
+        <w:rPr>
+          <w:sz w:val="18"/>
+          <w:szCs w:val="18"/>
+        </w:rPr>
+        <w:t>1024</w:t>
+      </w:r>
+      <w:r>
+        <w:rPr>
+          <w:sz w:val="18"/>
+          <w:szCs w:val="18"/>
+        </w:rPr>
+        <w:t xml:space="preserve"> x </w:t>
+      </w:r>
+      <w:r>
+        <w:rPr>
+          <w:sz w:val="18"/>
+          <w:szCs w:val="18"/>
+        </w:rPr>
+        <w:t>570</w:t>
+      </w:r>
+      <w:r>
+        <w:rPr>
+          <w:sz w:val="18"/>
+          <w:szCs w:val="18"/>
+        </w:rPr>
+        <w:t xml:space="preserve">, Quality: </w:t>
+      </w:r>
+      <w:r>
+        <w:rPr>
+          <w:sz w:val="18"/>
+          <w:szCs w:val="18"/>
+        </w:rPr>
+        <w:t>Medium</w:t>
+      </w:r>
+    </w:p>
+    <w:p>
+      <w:pPr>
+        <w:ind w:left="720"/>
+      </w:pPr>
+      <w:r>
+        <w:rPr>
+          <w:sz w:val="18"/>
+          <w:szCs w:val="18"/>
+        </w:rPr>
+        <w:t>*</w:t>
+      </w:r>
+      <w:r>
+        <w:rPr>
+          <w:b/>
+          <w:sz w:val="18"/>
+          <w:szCs w:val="18"/>
+        </w:rPr>
+        <w:t xml:space="preserve"> Storage Location:</w:t>
+      </w:r>
+      <w:r>
+        <w:rPr>
+          <w:b/>
+          <w:sz w:val="18"/>
+          <w:szCs w:val="18"/>
+        </w:rPr>
+        <w:t xml:space="preserve"> </w:t>
+      </w:r>
+      <w:r>
+        <w:rPr>
+          <w:bCs/>
+          <w:sz w:val="18"/>
+          <w:szCs w:val="18"/>
+        </w:rPr>
+        <w:t>StorageType: Cloud -&gt; Platform: GitHub -&gt; Account: toonkingdomelbaf2 -&gt; Repository: kingdomheartsMiscellaneous -&gt; File: Computer settings/System Images/..</w:t>
+      </w:r>
+      <w:r>
+        <w:rPr>
+          <w:bCs/>
+          <w:sz w:val="18"/>
+          <w:szCs w:val="18"/>
+        </w:rPr>
+        <w:br/>
+      </w:r>
+      <w:r>
+        <w:rPr>
+          <w:sz w:val="18"/>
+          <w:szCs w:val="18"/>
+        </w:rPr>
+        <w:t>*</w:t>
+      </w:r>
+      <w:r>
+        <w:rPr>
+          <w:b/>
+          <w:sz w:val="18"/>
+          <w:szCs w:val="18"/>
+        </w:rPr>
+        <w:t xml:space="preserve"> Notes:</w:t>
+      </w:r>
+    </w:p>
     <w:sectPr>
       <w:pgSz w:w="12240" w:h="15840"/>
       <w:pgMar w:top="1440" w:right="1440" w:bottom="1440" w:left="1440" w:header="720" w:footer="720" w:gutter="0"/>
@@ -17419,6 +20779,92 @@
 <file path=word/numbering.xml><?xml version="1.0" encoding="utf-8"?>
 <w:numbering xmlns:wpc="http://schemas.microsoft.com/office/word/2010/wordprocessingCanvas" xmlns:cx="http://schemas.microsoft.com/office/drawing/2014/chartex" xmlns:cx1="http://schemas.microsoft.com/office/drawing/2015/9/8/chartex" xmlns:cx2="http://schemas.microsoft.com/office/drawing/2015/10/21/chartex" xmlns:cx3="http://schemas.microsoft.com/office/drawing/2016/5/9/chartex" xmlns:cx4="http://schemas.microsoft.com/office/drawing/2016/5/10/chartex" xmlns:cx5="http://schemas.microsoft.com/office/drawing/2016/5/11/chartex" xmlns:cx6="http://schemas.microsoft.com/office/drawing/2016/5/12/chartex" xmlns:cx7="http://schemas.microsoft.com/office/drawing/2016/5/13/chartex" xmlns:cx8="http://schemas.microsoft.com/office/drawing/2016/5/14/chartex" xmlns:mc="http://schemas.openxmlformats.org/markup-compatibility/2006" xmlns:aink="http://schemas.microsoft.com/office/drawing/2016/ink" xmlns:am3d="http://schemas.microsoft.com/office/drawing/2017/model3d" xmlns:o="urn:schemas-microsoft-com:office:office" xmlns:oel="http://schemas.microsoft.com/office/2019/extlst" xmlns:r="http://schemas.openxmlformats.org/officeDocument/2006/relationships" xmlns:m="http://schemas.openxmlformats.org/officeDocument/2006/math" xmlns:v="urn:schemas-microsoft-com:vml" xmlns:wp14="http://schemas.microsoft.com/office/word/2010/wordprocessingDrawing" xmlns:wp="http://schemas.openxmlformats.org/drawingml/2006/wordprocessingDrawing" xmlns:w10="urn:schemas-microsoft-com:office:word" xmlns:w="http://schemas.openxmlformats.org/wordprocessingml/2006/main" xmlns:w14="http://schemas.microsoft.com/office/word/2010/wordml" xmlns:w15="http://schemas.microsoft.com/office/word/2012/wordml" xmlns:w16cex="http://schemas.microsoft.com/office/word/2018/wordml/cex" xmlns:w16cid="http://schemas.microsoft.com/office/word/2016/wordml/cid" xmlns:w16="http://schemas.microsoft.com/office/word/2018/wordml" xmlns:w16du="http://schemas.microsoft.com/office/word/2023/wordml/word16du" xmlns:w16sdtdh="http://schemas.microsoft.com/office/word/2020/wordml/sdtdatahash" xmlns:w16sdtfl="http://schemas.microsoft.com/office/word/2024/wordml/sdtformatlock" xmlns:w16se="http://schemas.microsoft.com/office/word/2015/wordml/symex" xmlns:wpg="http://schemas.microsoft.com/office/word/2010/wordprocessingGroup" xmlns:wpi="http://schemas.microsoft.com/office/word/2010/wordprocessingInk" xmlns:wne="http://schemas.microsoft.com/office/word/2006/wordml" xmlns:wps="http://schemas.microsoft.com/office/word/2010/wordprocessingShape" mc:Ignorable="w14 w15 w16se w16cid w16 w16cex w16sdtdh w16sdtfl w16du wp14">
   <w:abstractNum w:abstractNumId="0" w15:restartNumberingAfterBreak="0">
+    <w:nsid w:val="033C38A8"/>
+    <w:multiLevelType w:val="hybridMultilevel"/>
+    <w:tmpl w:val="7C6CBA00"/>
+    <w:lvl w:ilvl="0" w:tplc="FFFFFFFF">
+      <w:start w:val="1"/>
+      <w:numFmt w:val="decimal"/>
+      <w:lvlText w:val="%1."/>
+      <w:lvlJc w:val="left"/>
+      <w:pPr>
+        <w:ind w:left="720" w:hanging="360"/>
+      </w:pPr>
+    </w:lvl>
+    <w:lvl w:ilvl="1" w:tplc="FFFFFFFF" w:tentative="1">
+      <w:start w:val="1"/>
+      <w:numFmt w:val="lowerLetter"/>
+      <w:lvlText w:val="%2."/>
+      <w:lvlJc w:val="left"/>
+      <w:pPr>
+        <w:ind w:left="1440" w:hanging="360"/>
+      </w:pPr>
+    </w:lvl>
+    <w:lvl w:ilvl="2" w:tplc="FFFFFFFF" w:tentative="1">
+      <w:start w:val="1"/>
+      <w:numFmt w:val="lowerRoman"/>
+      <w:lvlText w:val="%3."/>
+      <w:lvlJc w:val="right"/>
+      <w:pPr>
+        <w:ind w:left="2160" w:hanging="180"/>
+      </w:pPr>
+    </w:lvl>
+    <w:lvl w:ilvl="3" w:tplc="FFFFFFFF" w:tentative="1">
+      <w:start w:val="1"/>
+      <w:numFmt w:val="decimal"/>
+      <w:lvlText w:val="%4."/>
+      <w:lvlJc w:val="left"/>
+      <w:pPr>
+        <w:ind w:left="2880" w:hanging="360"/>
+      </w:pPr>
+    </w:lvl>
+    <w:lvl w:ilvl="4" w:tplc="FFFFFFFF" w:tentative="1">
+      <w:start w:val="1"/>
+      <w:numFmt w:val="lowerLetter"/>
+      <w:lvlText w:val="%5."/>
+      <w:lvlJc w:val="left"/>
+      <w:pPr>
+        <w:ind w:left="3600" w:hanging="360"/>
+      </w:pPr>
+    </w:lvl>
+    <w:lvl w:ilvl="5" w:tplc="FFFFFFFF" w:tentative="1">
+      <w:start w:val="1"/>
+      <w:numFmt w:val="lowerRoman"/>
+      <w:lvlText w:val="%6."/>
+      <w:lvlJc w:val="right"/>
+      <w:pPr>
+        <w:ind w:left="4320" w:hanging="180"/>
+      </w:pPr>
+    </w:lvl>
+    <w:lvl w:ilvl="6" w:tplc="FFFFFFFF" w:tentative="1">
+      <w:start w:val="1"/>
+      <w:numFmt w:val="decimal"/>
+      <w:lvlText w:val="%7."/>
+      <w:lvlJc w:val="left"/>
+      <w:pPr>
+        <w:ind w:left="5040" w:hanging="360"/>
+      </w:pPr>
+    </w:lvl>
+    <w:lvl w:ilvl="7" w:tplc="FFFFFFFF" w:tentative="1">
+      <w:start w:val="1"/>
+      <w:numFmt w:val="lowerLetter"/>
+      <w:lvlText w:val="%8."/>
+      <w:lvlJc w:val="left"/>
+      <w:pPr>
+        <w:ind w:left="5760" w:hanging="360"/>
+      </w:pPr>
+    </w:lvl>
+    <w:lvl w:ilvl="8" w:tplc="FFFFFFFF" w:tentative="1">
+      <w:start w:val="1"/>
+      <w:numFmt w:val="lowerRoman"/>
+      <w:lvlText w:val="%9."/>
+      <w:lvlJc w:val="right"/>
+      <w:pPr>
+        <w:ind w:left="6480" w:hanging="180"/>
+      </w:pPr>
+    </w:lvl>
+  </w:abstractNum>
+  <w:abstractNum w:abstractNumId="1" w15:restartNumberingAfterBreak="0">
     <w:nsid w:val="18BB7095"/>
     <w:multiLevelType w:val="hybridMultilevel"/>
     <w:tmpl w:val="7C6CBA00"/>
@@ -17504,7 +20950,7 @@
       </w:pPr>
     </w:lvl>
   </w:abstractNum>
-  <w:abstractNum w:abstractNumId="1" w15:restartNumberingAfterBreak="0">
+  <w:abstractNum w:abstractNumId="2" w15:restartNumberingAfterBreak="0">
     <w:nsid w:val="30903657"/>
     <w:multiLevelType w:val="hybridMultilevel"/>
     <w:tmpl w:val="B5C4C3C0"/>
@@ -17593,7 +21039,7 @@
       </w:pPr>
     </w:lvl>
   </w:abstractNum>
-  <w:abstractNum w:abstractNumId="2" w15:restartNumberingAfterBreak="0">
+  <w:abstractNum w:abstractNumId="3" w15:restartNumberingAfterBreak="0">
     <w:nsid w:val="3C6776DA"/>
     <w:multiLevelType w:val="hybridMultilevel"/>
     <w:tmpl w:val="7C6CBA00"/>
@@ -17679,7 +21125,7 @@
       </w:pPr>
     </w:lvl>
   </w:abstractNum>
-  <w:abstractNum w:abstractNumId="3" w15:restartNumberingAfterBreak="0">
+  <w:abstractNum w:abstractNumId="4" w15:restartNumberingAfterBreak="0">
     <w:nsid w:val="458C615F"/>
     <w:multiLevelType w:val="hybridMultilevel"/>
     <w:tmpl w:val="7C6CBA00"/>
@@ -17765,7 +21211,7 @@
       </w:pPr>
     </w:lvl>
   </w:abstractNum>
-  <w:abstractNum w:abstractNumId="4" w15:restartNumberingAfterBreak="0">
+  <w:abstractNum w:abstractNumId="5" w15:restartNumberingAfterBreak="0">
     <w:nsid w:val="4BDF60FE"/>
     <w:multiLevelType w:val="hybridMultilevel"/>
     <w:tmpl w:val="7C6CBA00"/>
@@ -17851,7 +21297,7 @@
       </w:pPr>
     </w:lvl>
   </w:abstractNum>
-  <w:abstractNum w:abstractNumId="5" w15:restartNumberingAfterBreak="0">
+  <w:abstractNum w:abstractNumId="6" w15:restartNumberingAfterBreak="0">
     <w:nsid w:val="5DE73200"/>
     <w:multiLevelType w:val="hybridMultilevel"/>
     <w:tmpl w:val="7C6CBA00"/>
@@ -17937,7 +21383,7 @@
       </w:pPr>
     </w:lvl>
   </w:abstractNum>
-  <w:abstractNum w:abstractNumId="6" w15:restartNumberingAfterBreak="0">
+  <w:abstractNum w:abstractNumId="7" w15:restartNumberingAfterBreak="0">
     <w:nsid w:val="61D50053"/>
     <w:multiLevelType w:val="hybridMultilevel"/>
     <w:tmpl w:val="7C6CBA00"/>
@@ -18023,7 +21469,93 @@
       </w:pPr>
     </w:lvl>
   </w:abstractNum>
-  <w:abstractNum w:abstractNumId="7" w15:restartNumberingAfterBreak="0">
+  <w:abstractNum w:abstractNumId="8" w15:restartNumberingAfterBreak="0">
+    <w:nsid w:val="661570C0"/>
+    <w:multiLevelType w:val="hybridMultilevel"/>
+    <w:tmpl w:val="7C6CBA00"/>
+    <w:lvl w:ilvl="0" w:tplc="FFFFFFFF">
+      <w:start w:val="1"/>
+      <w:numFmt w:val="decimal"/>
+      <w:lvlText w:val="%1."/>
+      <w:lvlJc w:val="left"/>
+      <w:pPr>
+        <w:ind w:left="720" w:hanging="360"/>
+      </w:pPr>
+    </w:lvl>
+    <w:lvl w:ilvl="1" w:tplc="FFFFFFFF" w:tentative="1">
+      <w:start w:val="1"/>
+      <w:numFmt w:val="lowerLetter"/>
+      <w:lvlText w:val="%2."/>
+      <w:lvlJc w:val="left"/>
+      <w:pPr>
+        <w:ind w:left="1440" w:hanging="360"/>
+      </w:pPr>
+    </w:lvl>
+    <w:lvl w:ilvl="2" w:tplc="FFFFFFFF" w:tentative="1">
+      <w:start w:val="1"/>
+      <w:numFmt w:val="lowerRoman"/>
+      <w:lvlText w:val="%3."/>
+      <w:lvlJc w:val="right"/>
+      <w:pPr>
+        <w:ind w:left="2160" w:hanging="180"/>
+      </w:pPr>
+    </w:lvl>
+    <w:lvl w:ilvl="3" w:tplc="FFFFFFFF" w:tentative="1">
+      <w:start w:val="1"/>
+      <w:numFmt w:val="decimal"/>
+      <w:lvlText w:val="%4."/>
+      <w:lvlJc w:val="left"/>
+      <w:pPr>
+        <w:ind w:left="2880" w:hanging="360"/>
+      </w:pPr>
+    </w:lvl>
+    <w:lvl w:ilvl="4" w:tplc="FFFFFFFF" w:tentative="1">
+      <w:start w:val="1"/>
+      <w:numFmt w:val="lowerLetter"/>
+      <w:lvlText w:val="%5."/>
+      <w:lvlJc w:val="left"/>
+      <w:pPr>
+        <w:ind w:left="3600" w:hanging="360"/>
+      </w:pPr>
+    </w:lvl>
+    <w:lvl w:ilvl="5" w:tplc="FFFFFFFF" w:tentative="1">
+      <w:start w:val="1"/>
+      <w:numFmt w:val="lowerRoman"/>
+      <w:lvlText w:val="%6."/>
+      <w:lvlJc w:val="right"/>
+      <w:pPr>
+        <w:ind w:left="4320" w:hanging="180"/>
+      </w:pPr>
+    </w:lvl>
+    <w:lvl w:ilvl="6" w:tplc="FFFFFFFF" w:tentative="1">
+      <w:start w:val="1"/>
+      <w:numFmt w:val="decimal"/>
+      <w:lvlText w:val="%7."/>
+      <w:lvlJc w:val="left"/>
+      <w:pPr>
+        <w:ind w:left="5040" w:hanging="360"/>
+      </w:pPr>
+    </w:lvl>
+    <w:lvl w:ilvl="7" w:tplc="FFFFFFFF" w:tentative="1">
+      <w:start w:val="1"/>
+      <w:numFmt w:val="lowerLetter"/>
+      <w:lvlText w:val="%8."/>
+      <w:lvlJc w:val="left"/>
+      <w:pPr>
+        <w:ind w:left="5760" w:hanging="360"/>
+      </w:pPr>
+    </w:lvl>
+    <w:lvl w:ilvl="8" w:tplc="FFFFFFFF" w:tentative="1">
+      <w:start w:val="1"/>
+      <w:numFmt w:val="lowerRoman"/>
+      <w:lvlText w:val="%9."/>
+      <w:lvlJc w:val="right"/>
+      <w:pPr>
+        <w:ind w:left="6480" w:hanging="180"/>
+      </w:pPr>
+    </w:lvl>
+  </w:abstractNum>
+  <w:abstractNum w:abstractNumId="9" w15:restartNumberingAfterBreak="0">
     <w:nsid w:val="67C1239C"/>
     <w:multiLevelType w:val="hybridMultilevel"/>
     <w:tmpl w:val="7C6CBA00"/>
@@ -18109,7 +21641,7 @@
       </w:pPr>
     </w:lvl>
   </w:abstractNum>
-  <w:abstractNum w:abstractNumId="8" w15:restartNumberingAfterBreak="0">
+  <w:abstractNum w:abstractNumId="10" w15:restartNumberingAfterBreak="0">
     <w:nsid w:val="67DD4BAA"/>
     <w:multiLevelType w:val="hybridMultilevel"/>
     <w:tmpl w:val="7C6CBA00"/>
@@ -18195,7 +21727,7 @@
       </w:pPr>
     </w:lvl>
   </w:abstractNum>
-  <w:abstractNum w:abstractNumId="9" w15:restartNumberingAfterBreak="0">
+  <w:abstractNum w:abstractNumId="11" w15:restartNumberingAfterBreak="0">
     <w:nsid w:val="698C76C0"/>
     <w:multiLevelType w:val="hybridMultilevel"/>
     <w:tmpl w:val="638A00FC"/>
@@ -18284,7 +21816,7 @@
       </w:pPr>
     </w:lvl>
   </w:abstractNum>
-  <w:abstractNum w:abstractNumId="10" w15:restartNumberingAfterBreak="0">
+  <w:abstractNum w:abstractNumId="12" w15:restartNumberingAfterBreak="0">
     <w:nsid w:val="7E1F4751"/>
     <w:multiLevelType w:val="hybridMultilevel"/>
     <w:tmpl w:val="7C6CBA00"/>
@@ -18371,37 +21903,43 @@
     </w:lvl>
   </w:abstractNum>
   <w:num w:numId="1" w16cid:durableId="733893780">
+    <w:abstractNumId w:val="9"/>
+  </w:num>
+  <w:num w:numId="2" w16cid:durableId="599529162">
+    <w:abstractNumId w:val="11"/>
+  </w:num>
+  <w:num w:numId="3" w16cid:durableId="1860116047">
+    <w:abstractNumId w:val="6"/>
+  </w:num>
+  <w:num w:numId="4" w16cid:durableId="1569882079">
+    <w:abstractNumId w:val="3"/>
+  </w:num>
+  <w:num w:numId="5" w16cid:durableId="925502771">
+    <w:abstractNumId w:val="12"/>
+  </w:num>
+  <w:num w:numId="6" w16cid:durableId="1136141027">
+    <w:abstractNumId w:val="2"/>
+  </w:num>
+  <w:num w:numId="7" w16cid:durableId="1218131579">
+    <w:abstractNumId w:val="5"/>
+  </w:num>
+  <w:num w:numId="8" w16cid:durableId="1192185590">
+    <w:abstractNumId w:val="1"/>
+  </w:num>
+  <w:num w:numId="9" w16cid:durableId="1174566912">
+    <w:abstractNumId w:val="4"/>
+  </w:num>
+  <w:num w:numId="10" w16cid:durableId="810291531">
     <w:abstractNumId w:val="7"/>
   </w:num>
-  <w:num w:numId="2" w16cid:durableId="599529162">
-    <w:abstractNumId w:val="9"/>
-  </w:num>
-  <w:num w:numId="3" w16cid:durableId="1860116047">
-    <w:abstractNumId w:val="5"/>
-  </w:num>
-  <w:num w:numId="4" w16cid:durableId="1569882079">
-    <w:abstractNumId w:val="2"/>
-  </w:num>
-  <w:num w:numId="5" w16cid:durableId="925502771">
+  <w:num w:numId="11" w16cid:durableId="119763580">
     <w:abstractNumId w:val="10"/>
   </w:num>
-  <w:num w:numId="6" w16cid:durableId="1136141027">
-    <w:abstractNumId w:val="1"/>
+  <w:num w:numId="12" w16cid:durableId="1357927902">
+    <w:abstractNumId w:val="8"/>
   </w:num>
-  <w:num w:numId="7" w16cid:durableId="1218131579">
-    <w:abstractNumId w:val="4"/>
-  </w:num>
-  <w:num w:numId="8" w16cid:durableId="1192185590">
+  <w:num w:numId="13" w16cid:durableId="1155301149">
     <w:abstractNumId w:val="0"/>
-  </w:num>
-  <w:num w:numId="9" w16cid:durableId="1174566912">
-    <w:abstractNumId w:val="3"/>
-  </w:num>
-  <w:num w:numId="10" w16cid:durableId="810291531">
-    <w:abstractNumId w:val="6"/>
-  </w:num>
-  <w:num w:numId="11" w16cid:durableId="119763580">
-    <w:abstractNumId w:val="8"/>
   </w:num>
 </w:numbering>
 </file>
@@ -18806,7 +22344,7 @@
   <w:style w:type="paragraph" w:default="1" w:styleId="Normal">
     <w:name w:val="Normal"/>
     <w:qFormat/>
-    <w:rsid w:val="000A075D"/>
+    <w:rsid w:val="00B5020D"/>
     <w:pPr>
       <w:spacing w:after="0" w:line="276" w:lineRule="auto"/>
     </w:pPr>
@@ -19018,7 +22556,6 @@
   <w:style w:type="character" w:default="1" w:styleId="DefaultParagraphFont">
     <w:name w:val="Default Paragraph Font"/>
     <w:uiPriority w:val="1"/>
-    <w:semiHidden/>
     <w:unhideWhenUsed/>
   </w:style>
   <w:style w:type="table" w:default="1" w:styleId="TableNormal">
